--- a/report/COMP413_Report_v2.docx
+++ b/report/COMP413_Report_v2.docx
@@ -15,7 +15,80 @@
           <w:sz w:val="52"/>
           <w:szCs w:val="52"/>
         </w:rPr>
-        <w:t>KABARAK UNIVERSITY</w:t>
+        <w:t>KABARAK</w:t>
+      </w:r>
+      <w:r>
+        <w:rPr>
+          <w:b/>
+          <w:bCs/>
+          <w:color w:val="6B0000"/>
+          <w:sz w:val="52"/>
+          <w:szCs w:val="52"/>
+        </w:rPr>
+        <w:t xml:space="preserve"> </w:t>
+      </w:r>
+      <w:r>
+        <w:rPr>
+          <w:noProof/>
+        </w:rPr>
+        <w:drawing>
+          <wp:inline distT="0" distB="0" distL="0" distR="0" wp14:anchorId="3A7F253F" wp14:editId="7CFE1FD5">
+            <wp:extent cx="514350" cy="400050"/>
+            <wp:effectExtent l="0" t="0" r="0" b="0"/>
+            <wp:docPr id="1687862720" name="Picture 1"/>
+            <wp:cNvGraphicFramePr>
+              <a:graphicFrameLocks xmlns:a="http://schemas.openxmlformats.org/drawingml/2006/main" noChangeAspect="1"/>
+            </wp:cNvGraphicFramePr>
+            <a:graphic xmlns:a="http://schemas.openxmlformats.org/drawingml/2006/main">
+              <a:graphicData uri="http://schemas.openxmlformats.org/drawingml/2006/picture">
+                <pic:pic xmlns:pic="http://schemas.openxmlformats.org/drawingml/2006/picture">
+                  <pic:nvPicPr>
+                    <pic:cNvPr id="0" name="Picture 1"/>
+                    <pic:cNvPicPr>
+                      <a:picLocks noChangeAspect="1" noChangeArrowheads="1"/>
+                    </pic:cNvPicPr>
+                  </pic:nvPicPr>
+                  <pic:blipFill>
+                    <a:blip r:embed="rId7" cstate="print">
+                      <a:extLst>
+                        <a:ext uri="{28A0092B-C50C-407E-A947-70E740481C1C}">
+                          <a14:useLocalDpi xmlns:a14="http://schemas.microsoft.com/office/drawing/2010/main" val="0"/>
+                        </a:ext>
+                      </a:extLst>
+                    </a:blip>
+                    <a:srcRect/>
+                    <a:stretch>
+                      <a:fillRect/>
+                    </a:stretch>
+                  </pic:blipFill>
+                  <pic:spPr bwMode="auto">
+                    <a:xfrm>
+                      <a:off x="0" y="0"/>
+                      <a:ext cx="514350" cy="400050"/>
+                    </a:xfrm>
+                    <a:prstGeom prst="rect">
+                      <a:avLst/>
+                    </a:prstGeom>
+                    <a:noFill/>
+                    <a:ln>
+                      <a:noFill/>
+                    </a:ln>
+                  </pic:spPr>
+                </pic:pic>
+              </a:graphicData>
+            </a:graphic>
+          </wp:inline>
+        </w:drawing>
+      </w:r>
+      <w:r>
+        <w:rPr>
+          <w:b/>
+          <w:bCs/>
+          <w:color w:val="6B0000"/>
+          <w:sz w:val="52"/>
+          <w:szCs w:val="52"/>
+        </w:rPr>
+        <w:t xml:space="preserve"> UNIVERSITY</w:t>
       </w:r>
     </w:p>
     <w:p>
@@ -132,12 +205,6 @@
         <w:gridCol w:w="4800"/>
       </w:tblGrid>
       <w:tr>
-        <w:tblPrEx>
-          <w:tblCellMar>
-            <w:top w:w="0" w:type="dxa"/>
-            <w:bottom w:w="0" w:type="dxa"/>
-          </w:tblCellMar>
-        </w:tblPrEx>
         <w:trPr>
           <w:jc w:val="center"/>
         </w:trPr>
@@ -199,12 +266,6 @@
         </w:tc>
       </w:tr>
       <w:tr>
-        <w:tblPrEx>
-          <w:tblCellMar>
-            <w:top w:w="0" w:type="dxa"/>
-            <w:bottom w:w="0" w:type="dxa"/>
-          </w:tblCellMar>
-        </w:tblPrEx>
         <w:trPr>
           <w:jc w:val="center"/>
         </w:trPr>
@@ -266,12 +327,6 @@
         </w:tc>
       </w:tr>
       <w:tr>
-        <w:tblPrEx>
-          <w:tblCellMar>
-            <w:top w:w="0" w:type="dxa"/>
-            <w:bottom w:w="0" w:type="dxa"/>
-          </w:tblCellMar>
-        </w:tblPrEx>
         <w:trPr>
           <w:jc w:val="center"/>
         </w:trPr>
@@ -300,7 +355,7 @@
                 <w:bCs/>
                 <w:color w:val="666666"/>
               </w:rPr>
-              <w:t>Task Type</w:t>
+              <w:t>Team:</w:t>
             </w:r>
           </w:p>
         </w:tc>
@@ -323,22 +378,55 @@
             <w:vAlign w:val="center"/>
           </w:tcPr>
           <w:p>
-            <w:r>
-              <w:rPr>
-                <w:color w:val="000000"/>
-              </w:rPr>
-              <w:t>Content-Based Recommendation System</w:t>
+            <w:pPr>
+              <w:rPr>
+                <w:color w:val="000000"/>
+              </w:rPr>
+            </w:pPr>
+            <w:r>
+              <w:rPr>
+                <w:color w:val="000000"/>
+              </w:rPr>
+              <w:t xml:space="preserve">1. KALUME ALEX AMANI - INTE/MG/3261/09/21       </w:t>
+            </w:r>
+          </w:p>
+          <w:p>
+            <w:pPr>
+              <w:rPr>
+                <w:color w:val="000000"/>
+              </w:rPr>
+            </w:pPr>
+            <w:r>
+              <w:rPr>
+                <w:color w:val="000000"/>
+              </w:rPr>
+              <w:t xml:space="preserve">2. ISAAC OTIENO - INTE/MG/3432/09/22      </w:t>
+            </w:r>
+          </w:p>
+          <w:p>
+            <w:pPr>
+              <w:rPr>
+                <w:color w:val="000000"/>
+              </w:rPr>
+            </w:pPr>
+            <w:r>
+              <w:rPr>
+                <w:color w:val="000000"/>
+              </w:rPr>
+              <w:t xml:space="preserve">3. MARY CHELANGAT - INTE/MG/2073/09/22    </w:t>
+            </w:r>
+          </w:p>
+          <w:p>
+            <w:r>
+              <w:rPr>
+                <w:color w:val="000000"/>
+              </w:rPr>
+              <w:t xml:space="preserve"> 4. PAUL KARUBI - INTE/MG/2724/09/22</w:t>
             </w:r>
           </w:p>
         </w:tc>
       </w:tr>
       <w:tr>
-        <w:tblPrEx>
-          <w:tblCellMar>
-            <w:top w:w="0" w:type="dxa"/>
-            <w:bottom w:w="0" w:type="dxa"/>
-          </w:tblCellMar>
-        </w:tblPrEx>
         <w:trPr>
           <w:jc w:val="center"/>
         </w:trPr>
@@ -360,16 +448,7 @@
             </w:tcMar>
             <w:vAlign w:val="center"/>
           </w:tcPr>
-          <w:p>
-            <w:r>
-              <w:rPr>
-                <w:b/>
-                <w:bCs/>
-                <w:color w:val="666666"/>
-              </w:rPr>
-              <w:t>Date</w:t>
-            </w:r>
-          </w:p>
+          <w:p/>
         </w:tc>
         <w:tc>
           <w:tcPr>
@@ -389,7 +468,73 @@
             </w:tcMar>
             <w:vAlign w:val="center"/>
           </w:tcPr>
-          <w:p>
+          <w:p/>
+        </w:tc>
+      </w:tr>
+      <w:tr>
+        <w:trPr>
+          <w:jc w:val="center"/>
+        </w:trPr>
+        <w:tc>
+          <w:tcPr>
+            <w:tcW w:w="2400" w:type="dxa"/>
+            <w:tcBorders>
+              <w:top w:val="none" w:sz="0" w:space="0" w:color="FFFFFF"/>
+              <w:left w:val="none" w:sz="0" w:space="0" w:color="FFFFFF"/>
+              <w:bottom w:val="none" w:sz="0" w:space="0" w:color="FFFFFF"/>
+              <w:right w:val="none" w:sz="0" w:space="0" w:color="FFFFFF"/>
+            </w:tcBorders>
+            <w:shd w:val="clear" w:color="auto" w:fill="F2F2F2"/>
+            <w:tcMar>
+              <w:top w:w="80" w:type="dxa"/>
+              <w:left w:w="140" w:type="dxa"/>
+              <w:bottom w:w="80" w:type="dxa"/>
+              <w:right w:w="140" w:type="dxa"/>
+            </w:tcMar>
+            <w:vAlign w:val="center"/>
+          </w:tcPr>
+          <w:p>
+            <w:pPr>
+              <w:rPr>
+                <w:b/>
+                <w:bCs/>
+                <w:color w:val="666666"/>
+              </w:rPr>
+            </w:pPr>
+            <w:r>
+              <w:rPr>
+                <w:b/>
+                <w:bCs/>
+                <w:color w:val="666666"/>
+              </w:rPr>
+              <w:t>Date:</w:t>
+            </w:r>
+          </w:p>
+        </w:tc>
+        <w:tc>
+          <w:tcPr>
+            <w:tcW w:w="4800" w:type="dxa"/>
+            <w:tcBorders>
+              <w:top w:val="none" w:sz="0" w:space="0" w:color="FFFFFF"/>
+              <w:left w:val="none" w:sz="0" w:space="0" w:color="FFFFFF"/>
+              <w:bottom w:val="none" w:sz="0" w:space="0" w:color="FFFFFF"/>
+              <w:right w:val="none" w:sz="0" w:space="0" w:color="FFFFFF"/>
+            </w:tcBorders>
+            <w:shd w:val="clear" w:color="auto" w:fill="FFFFFF"/>
+            <w:tcMar>
+              <w:top w:w="80" w:type="dxa"/>
+              <w:left w:w="140" w:type="dxa"/>
+              <w:bottom w:w="80" w:type="dxa"/>
+              <w:right w:w="140" w:type="dxa"/>
+            </w:tcMar>
+            <w:vAlign w:val="center"/>
+          </w:tcPr>
+          <w:p>
+            <w:pPr>
+              <w:rPr>
+                <w:color w:val="000000"/>
+              </w:rPr>
+            </w:pPr>
             <w:r>
               <w:rPr>
                 <w:color w:val="000000"/>
@@ -400,11 +545,6 @@
         </w:tc>
       </w:tr>
     </w:tbl>
-    <w:p>
-      <w:r>
-        <w:br w:type="page"/>
-      </w:r>
-    </w:p>
     <w:p>
       <w:pPr>
         <w:pStyle w:val="Heading1"/>
@@ -768,7 +908,7 @@
         </w:rPr>
         <w:t xml:space="preserve"> </w:t>
       </w:r>
-      <w:hyperlink r:id="rId7" w:history="1">
+      <w:hyperlink r:id="rId8" w:history="1">
         <w:r>
           <w:rPr>
             <w:rStyle w:val="Hyperlink"/>
@@ -812,12 +952,6 @@
         <w:gridCol w:w="6360"/>
       </w:tblGrid>
       <w:tr>
-        <w:tblPrEx>
-          <w:tblCellMar>
-            <w:top w:w="0" w:type="dxa"/>
-            <w:bottom w:w="0" w:type="dxa"/>
-          </w:tblCellMar>
-        </w:tblPrEx>
         <w:tc>
           <w:tcPr>
             <w:tcW w:w="3000" w:type="dxa"/>
@@ -878,12 +1012,6 @@
         </w:tc>
       </w:tr>
       <w:tr>
-        <w:tblPrEx>
-          <w:tblCellMar>
-            <w:top w:w="0" w:type="dxa"/>
-            <w:bottom w:w="0" w:type="dxa"/>
-          </w:tblCellMar>
-        </w:tblPrEx>
         <w:tc>
           <w:tcPr>
             <w:tcW w:w="3000" w:type="dxa"/>
@@ -940,12 +1068,6 @@
         </w:tc>
       </w:tr>
       <w:tr>
-        <w:tblPrEx>
-          <w:tblCellMar>
-            <w:top w:w="0" w:type="dxa"/>
-            <w:bottom w:w="0" w:type="dxa"/>
-          </w:tblCellMar>
-        </w:tblPrEx>
         <w:tc>
           <w:tcPr>
             <w:tcW w:w="3000" w:type="dxa"/>
@@ -1002,12 +1124,6 @@
         </w:tc>
       </w:tr>
       <w:tr>
-        <w:tblPrEx>
-          <w:tblCellMar>
-            <w:top w:w="0" w:type="dxa"/>
-            <w:bottom w:w="0" w:type="dxa"/>
-          </w:tblCellMar>
-        </w:tblPrEx>
         <w:tc>
           <w:tcPr>
             <w:tcW w:w="3000" w:type="dxa"/>
@@ -1064,12 +1180,6 @@
         </w:tc>
       </w:tr>
       <w:tr>
-        <w:tblPrEx>
-          <w:tblCellMar>
-            <w:top w:w="0" w:type="dxa"/>
-            <w:bottom w:w="0" w:type="dxa"/>
-          </w:tblCellMar>
-        </w:tblPrEx>
         <w:tc>
           <w:tcPr>
             <w:tcW w:w="3000" w:type="dxa"/>
@@ -1126,12 +1236,6 @@
         </w:tc>
       </w:tr>
       <w:tr>
-        <w:tblPrEx>
-          <w:tblCellMar>
-            <w:top w:w="0" w:type="dxa"/>
-            <w:bottom w:w="0" w:type="dxa"/>
-          </w:tblCellMar>
-        </w:tblPrEx>
         <w:tc>
           <w:tcPr>
             <w:tcW w:w="3000" w:type="dxa"/>
@@ -3258,12 +3362,6 @@
         <w:gridCol w:w="5160"/>
       </w:tblGrid>
       <w:tr>
-        <w:tblPrEx>
-          <w:tblCellMar>
-            <w:top w:w="0" w:type="dxa"/>
-            <w:bottom w:w="0" w:type="dxa"/>
-          </w:tblCellMar>
-        </w:tblPrEx>
         <w:tc>
           <w:tcPr>
             <w:tcW w:w="4200" w:type="dxa"/>
@@ -3324,12 +3422,6 @@
         </w:tc>
       </w:tr>
       <w:tr>
-        <w:tblPrEx>
-          <w:tblCellMar>
-            <w:top w:w="0" w:type="dxa"/>
-            <w:bottom w:w="0" w:type="dxa"/>
-          </w:tblCellMar>
-        </w:tblPrEx>
         <w:tc>
           <w:tcPr>
             <w:tcW w:w="4200" w:type="dxa"/>
@@ -3386,12 +3478,6 @@
         </w:tc>
       </w:tr>
       <w:tr>
-        <w:tblPrEx>
-          <w:tblCellMar>
-            <w:top w:w="0" w:type="dxa"/>
-            <w:bottom w:w="0" w:type="dxa"/>
-          </w:tblCellMar>
-        </w:tblPrEx>
         <w:tc>
           <w:tcPr>
             <w:tcW w:w="4200" w:type="dxa"/>
@@ -3448,12 +3534,6 @@
         </w:tc>
       </w:tr>
       <w:tr>
-        <w:tblPrEx>
-          <w:tblCellMar>
-            <w:top w:w="0" w:type="dxa"/>
-            <w:bottom w:w="0" w:type="dxa"/>
-          </w:tblCellMar>
-        </w:tblPrEx>
         <w:tc>
           <w:tcPr>
             <w:tcW w:w="4200" w:type="dxa"/>
@@ -3510,12 +3590,6 @@
         </w:tc>
       </w:tr>
       <w:tr>
-        <w:tblPrEx>
-          <w:tblCellMar>
-            <w:top w:w="0" w:type="dxa"/>
-            <w:bottom w:w="0" w:type="dxa"/>
-          </w:tblCellMar>
-        </w:tblPrEx>
         <w:tc>
           <w:tcPr>
             <w:tcW w:w="4200" w:type="dxa"/>
@@ -3572,12 +3646,6 @@
         </w:tc>
       </w:tr>
       <w:tr>
-        <w:tblPrEx>
-          <w:tblCellMar>
-            <w:top w:w="0" w:type="dxa"/>
-            <w:bottom w:w="0" w:type="dxa"/>
-          </w:tblCellMar>
-        </w:tblPrEx>
         <w:tc>
           <w:tcPr>
             <w:tcW w:w="4200" w:type="dxa"/>
@@ -3634,12 +3702,6 @@
         </w:tc>
       </w:tr>
       <w:tr>
-        <w:tblPrEx>
-          <w:tblCellMar>
-            <w:top w:w="0" w:type="dxa"/>
-            <w:bottom w:w="0" w:type="dxa"/>
-          </w:tblCellMar>
-        </w:tblPrEx>
         <w:tc>
           <w:tcPr>
             <w:tcW w:w="4200" w:type="dxa"/>
@@ -3696,12 +3758,6 @@
         </w:tc>
       </w:tr>
       <w:tr>
-        <w:tblPrEx>
-          <w:tblCellMar>
-            <w:top w:w="0" w:type="dxa"/>
-            <w:bottom w:w="0" w:type="dxa"/>
-          </w:tblCellMar>
-        </w:tblPrEx>
         <w:tc>
           <w:tcPr>
             <w:tcW w:w="4200" w:type="dxa"/>
@@ -4874,7 +4930,27 @@
           <w:sz w:val="26"/>
           <w:szCs w:val="26"/>
         </w:rPr>
-        <w:t>for col in ['vote_count', 'revenue', '</w:t>
+        <w:t>for col in ['</w:t>
+      </w:r>
+      <w:proofErr w:type="spellStart"/>
+      <w:r>
+        <w:rPr>
+          <w:rFonts w:ascii="Courier New" w:eastAsia="Courier New" w:hAnsi="Courier New" w:cs="Courier New"/>
+          <w:color w:val="1F3864"/>
+          <w:sz w:val="26"/>
+          <w:szCs w:val="26"/>
+        </w:rPr>
+        <w:t>vote_count</w:t>
+      </w:r>
+      <w:proofErr w:type="spellEnd"/>
+      <w:r>
+        <w:rPr>
+          <w:rFonts w:ascii="Courier New" w:eastAsia="Courier New" w:hAnsi="Courier New" w:cs="Courier New"/>
+          <w:color w:val="1F3864"/>
+          <w:sz w:val="26"/>
+          <w:szCs w:val="26"/>
+        </w:rPr>
+        <w:t>', 'revenue', '</w:t>
       </w:r>
       <w:proofErr w:type="spellStart"/>
       <w:r>
@@ -5159,12 +5235,6 @@
         <w:gridCol w:w="5060"/>
       </w:tblGrid>
       <w:tr>
-        <w:tblPrEx>
-          <w:tblCellMar>
-            <w:top w:w="0" w:type="dxa"/>
-            <w:bottom w:w="0" w:type="dxa"/>
-          </w:tblCellMar>
-        </w:tblPrEx>
         <w:tc>
           <w:tcPr>
             <w:tcW w:w="2800" w:type="dxa"/>
@@ -5254,12 +5324,6 @@
         </w:tc>
       </w:tr>
       <w:tr>
-        <w:tblPrEx>
-          <w:tblCellMar>
-            <w:top w:w="0" w:type="dxa"/>
-            <w:bottom w:w="0" w:type="dxa"/>
-          </w:tblCellMar>
-        </w:tblPrEx>
         <w:tc>
           <w:tcPr>
             <w:tcW w:w="2800" w:type="dxa"/>
@@ -5346,12 +5410,6 @@
         </w:tc>
       </w:tr>
       <w:tr>
-        <w:tblPrEx>
-          <w:tblCellMar>
-            <w:top w:w="0" w:type="dxa"/>
-            <w:bottom w:w="0" w:type="dxa"/>
-          </w:tblCellMar>
-        </w:tblPrEx>
         <w:tc>
           <w:tcPr>
             <w:tcW w:w="2800" w:type="dxa"/>
@@ -5438,12 +5496,6 @@
         </w:tc>
       </w:tr>
       <w:tr>
-        <w:tblPrEx>
-          <w:tblCellMar>
-            <w:top w:w="0" w:type="dxa"/>
-            <w:bottom w:w="0" w:type="dxa"/>
-          </w:tblCellMar>
-        </w:tblPrEx>
         <w:tc>
           <w:tcPr>
             <w:tcW w:w="2800" w:type="dxa"/>
@@ -5530,12 +5582,6 @@
         </w:tc>
       </w:tr>
       <w:tr>
-        <w:tblPrEx>
-          <w:tblCellMar>
-            <w:top w:w="0" w:type="dxa"/>
-            <w:bottom w:w="0" w:type="dxa"/>
-          </w:tblCellMar>
-        </w:tblPrEx>
         <w:tc>
           <w:tcPr>
             <w:tcW w:w="2800" w:type="dxa"/>
@@ -5622,12 +5668,6 @@
         </w:tc>
       </w:tr>
       <w:tr>
-        <w:tblPrEx>
-          <w:tblCellMar>
-            <w:top w:w="0" w:type="dxa"/>
-            <w:bottom w:w="0" w:type="dxa"/>
-          </w:tblCellMar>
-        </w:tblPrEx>
         <w:tc>
           <w:tcPr>
             <w:tcW w:w="2800" w:type="dxa"/>
@@ -6191,8 +6231,19 @@
           <w:sz w:val="26"/>
           <w:szCs w:val="26"/>
         </w:rPr>
-        <w:t>'combined_matrix.pkl</w:t>
-      </w:r>
+        <w:t>'</w:t>
+      </w:r>
+      <w:proofErr w:type="spellStart"/>
+      <w:r>
+        <w:rPr>
+          <w:rFonts w:ascii="Courier New" w:eastAsia="Courier New" w:hAnsi="Courier New" w:cs="Courier New"/>
+          <w:color w:val="1F3864"/>
+          <w:sz w:val="26"/>
+          <w:szCs w:val="26"/>
+        </w:rPr>
+        <w:t>combined_matrix.pkl</w:t>
+      </w:r>
+      <w:proofErr w:type="spellEnd"/>
       <w:proofErr w:type="gramStart"/>
       <w:r>
         <w:rPr>
@@ -6290,8 +6341,19 @@
           <w:sz w:val="26"/>
           <w:szCs w:val="26"/>
         </w:rPr>
-        <w:t>('movie_meta.pkl</w:t>
-      </w:r>
+        <w:t>('</w:t>
+      </w:r>
+      <w:proofErr w:type="spellStart"/>
+      <w:r>
+        <w:rPr>
+          <w:rFonts w:ascii="Courier New" w:eastAsia="Courier New" w:hAnsi="Courier New" w:cs="Courier New"/>
+          <w:color w:val="1F3864"/>
+          <w:sz w:val="26"/>
+          <w:szCs w:val="26"/>
+        </w:rPr>
+        <w:t>movie_meta.pkl</w:t>
+      </w:r>
+      <w:proofErr w:type="spellEnd"/>
       <w:proofErr w:type="gramStart"/>
       <w:r>
         <w:rPr>
@@ -6398,8 +6460,19 @@
           <w:sz w:val="26"/>
           <w:szCs w:val="26"/>
         </w:rPr>
-        <w:t>'title_index.pkl</w:t>
-      </w:r>
+        <w:t>'</w:t>
+      </w:r>
+      <w:proofErr w:type="spellStart"/>
+      <w:r>
+        <w:rPr>
+          <w:rFonts w:ascii="Courier New" w:eastAsia="Courier New" w:hAnsi="Courier New" w:cs="Courier New"/>
+          <w:color w:val="1F3864"/>
+          <w:sz w:val="26"/>
+          <w:szCs w:val="26"/>
+        </w:rPr>
+        <w:t>title_index.pkl</w:t>
+      </w:r>
+      <w:proofErr w:type="spellEnd"/>
       <w:proofErr w:type="gramStart"/>
       <w:r>
         <w:rPr>
@@ -6512,8 +6585,19 @@
           <w:sz w:val="26"/>
           <w:szCs w:val="26"/>
         </w:rPr>
-        <w:t>'titles_list.pkl</w:t>
-      </w:r>
+        <w:t>'</w:t>
+      </w:r>
+      <w:proofErr w:type="spellStart"/>
+      <w:r>
+        <w:rPr>
+          <w:rFonts w:ascii="Courier New" w:eastAsia="Courier New" w:hAnsi="Courier New" w:cs="Courier New"/>
+          <w:color w:val="1F3864"/>
+          <w:sz w:val="26"/>
+          <w:szCs w:val="26"/>
+        </w:rPr>
+        <w:t>titles_list.pkl</w:t>
+      </w:r>
+      <w:proofErr w:type="spellEnd"/>
       <w:proofErr w:type="gramStart"/>
       <w:r>
         <w:rPr>
@@ -7099,12 +7183,6 @@
         <w:gridCol w:w="2000"/>
       </w:tblGrid>
       <w:tr>
-        <w:tblPrEx>
-          <w:tblCellMar>
-            <w:top w:w="0" w:type="dxa"/>
-            <w:bottom w:w="0" w:type="dxa"/>
-          </w:tblCellMar>
-        </w:tblPrEx>
         <w:tc>
           <w:tcPr>
             <w:tcW w:w="480" w:type="dxa"/>
@@ -7252,12 +7330,6 @@
         </w:tc>
       </w:tr>
       <w:tr>
-        <w:tblPrEx>
-          <w:tblCellMar>
-            <w:top w:w="0" w:type="dxa"/>
-            <w:bottom w:w="0" w:type="dxa"/>
-          </w:tblCellMar>
-        </w:tblPrEx>
         <w:tc>
           <w:tcPr>
             <w:tcW w:w="480" w:type="dxa"/>
@@ -7401,12 +7473,6 @@
         </w:tc>
       </w:tr>
       <w:tr>
-        <w:tblPrEx>
-          <w:tblCellMar>
-            <w:top w:w="0" w:type="dxa"/>
-            <w:bottom w:w="0" w:type="dxa"/>
-          </w:tblCellMar>
-        </w:tblPrEx>
         <w:tc>
           <w:tcPr>
             <w:tcW w:w="480" w:type="dxa"/>
@@ -7550,12 +7616,6 @@
         </w:tc>
       </w:tr>
       <w:tr>
-        <w:tblPrEx>
-          <w:tblCellMar>
-            <w:top w:w="0" w:type="dxa"/>
-            <w:bottom w:w="0" w:type="dxa"/>
-          </w:tblCellMar>
-        </w:tblPrEx>
         <w:tc>
           <w:tcPr>
             <w:tcW w:w="480" w:type="dxa"/>
@@ -7699,12 +7759,6 @@
         </w:tc>
       </w:tr>
       <w:tr>
-        <w:tblPrEx>
-          <w:tblCellMar>
-            <w:top w:w="0" w:type="dxa"/>
-            <w:bottom w:w="0" w:type="dxa"/>
-          </w:tblCellMar>
-        </w:tblPrEx>
         <w:tc>
           <w:tcPr>
             <w:tcW w:w="480" w:type="dxa"/>
@@ -7848,12 +7902,6 @@
         </w:tc>
       </w:tr>
       <w:tr>
-        <w:tblPrEx>
-          <w:tblCellMar>
-            <w:top w:w="0" w:type="dxa"/>
-            <w:bottom w:w="0" w:type="dxa"/>
-          </w:tblCellMar>
-        </w:tblPrEx>
         <w:tc>
           <w:tcPr>
             <w:tcW w:w="480" w:type="dxa"/>
@@ -8103,12 +8151,6 @@
         <w:gridCol w:w="2520"/>
       </w:tblGrid>
       <w:tr>
-        <w:tblPrEx>
-          <w:tblCellMar>
-            <w:top w:w="0" w:type="dxa"/>
-            <w:bottom w:w="0" w:type="dxa"/>
-          </w:tblCellMar>
-        </w:tblPrEx>
         <w:tc>
           <w:tcPr>
             <w:tcW w:w="1800" w:type="dxa"/>
@@ -8227,12 +8269,6 @@
         </w:tc>
       </w:tr>
       <w:tr>
-        <w:tblPrEx>
-          <w:tblCellMar>
-            <w:top w:w="0" w:type="dxa"/>
-            <w:bottom w:w="0" w:type="dxa"/>
-          </w:tblCellMar>
-        </w:tblPrEx>
         <w:tc>
           <w:tcPr>
             <w:tcW w:w="1800" w:type="dxa"/>
@@ -8343,12 +8379,6 @@
         </w:tc>
       </w:tr>
       <w:tr>
-        <w:tblPrEx>
-          <w:tblCellMar>
-            <w:top w:w="0" w:type="dxa"/>
-            <w:bottom w:w="0" w:type="dxa"/>
-          </w:tblCellMar>
-        </w:tblPrEx>
         <w:tc>
           <w:tcPr>
             <w:tcW w:w="1800" w:type="dxa"/>
@@ -8459,12 +8489,6 @@
         </w:tc>
       </w:tr>
       <w:tr>
-        <w:tblPrEx>
-          <w:tblCellMar>
-            <w:top w:w="0" w:type="dxa"/>
-            <w:bottom w:w="0" w:type="dxa"/>
-          </w:tblCellMar>
-        </w:tblPrEx>
         <w:tc>
           <w:tcPr>
             <w:tcW w:w="1800" w:type="dxa"/>
@@ -8622,12 +8646,6 @@
         <w:gridCol w:w="2780"/>
       </w:tblGrid>
       <w:tr>
-        <w:tblPrEx>
-          <w:tblCellMar>
-            <w:top w:w="0" w:type="dxa"/>
-            <w:bottom w:w="0" w:type="dxa"/>
-          </w:tblCellMar>
-        </w:tblPrEx>
         <w:tc>
           <w:tcPr>
             <w:tcW w:w="3800" w:type="dxa"/>
@@ -8717,12 +8735,6 @@
         </w:tc>
       </w:tr>
       <w:tr>
-        <w:tblPrEx>
-          <w:tblCellMar>
-            <w:top w:w="0" w:type="dxa"/>
-            <w:bottom w:w="0" w:type="dxa"/>
-          </w:tblCellMar>
-        </w:tblPrEx>
         <w:tc>
           <w:tcPr>
             <w:tcW w:w="3800" w:type="dxa"/>
@@ -8812,12 +8824,6 @@
         </w:tc>
       </w:tr>
       <w:tr>
-        <w:tblPrEx>
-          <w:tblCellMar>
-            <w:top w:w="0" w:type="dxa"/>
-            <w:bottom w:w="0" w:type="dxa"/>
-          </w:tblCellMar>
-        </w:tblPrEx>
         <w:tc>
           <w:tcPr>
             <w:tcW w:w="3800" w:type="dxa"/>
@@ -8907,12 +8913,6 @@
         </w:tc>
       </w:tr>
       <w:tr>
-        <w:tblPrEx>
-          <w:tblCellMar>
-            <w:top w:w="0" w:type="dxa"/>
-            <w:bottom w:w="0" w:type="dxa"/>
-          </w:tblCellMar>
-        </w:tblPrEx>
         <w:tc>
           <w:tcPr>
             <w:tcW w:w="3800" w:type="dxa"/>
@@ -9420,7 +9420,27 @@
           <w:sz w:val="26"/>
           <w:szCs w:val="26"/>
         </w:rPr>
-        <w:t>('/content/models/combined_matrix.pkl')</w:t>
+        <w:t>('/content/models/</w:t>
+      </w:r>
+      <w:proofErr w:type="spellStart"/>
+      <w:r>
+        <w:rPr>
+          <w:rFonts w:ascii="Courier New" w:eastAsia="Courier New" w:hAnsi="Courier New" w:cs="Courier New"/>
+          <w:color w:val="1F3864"/>
+          <w:sz w:val="26"/>
+          <w:szCs w:val="26"/>
+        </w:rPr>
+        <w:t>combined_matrix.pkl</w:t>
+      </w:r>
+      <w:proofErr w:type="spellEnd"/>
+      <w:r>
+        <w:rPr>
+          <w:rFonts w:ascii="Courier New" w:eastAsia="Courier New" w:hAnsi="Courier New" w:cs="Courier New"/>
+          <w:color w:val="1F3864"/>
+          <w:sz w:val="26"/>
+          <w:szCs w:val="26"/>
+        </w:rPr>
+        <w:t>')</w:t>
       </w:r>
     </w:p>
     <w:p>
@@ -9448,7 +9468,27 @@
           <w:sz w:val="26"/>
           <w:szCs w:val="26"/>
         </w:rPr>
-        <w:t>('/content/models/movie_meta.pkl')</w:t>
+        <w:t>('/content/models/</w:t>
+      </w:r>
+      <w:proofErr w:type="spellStart"/>
+      <w:r>
+        <w:rPr>
+          <w:rFonts w:ascii="Courier New" w:eastAsia="Courier New" w:hAnsi="Courier New" w:cs="Courier New"/>
+          <w:color w:val="1F3864"/>
+          <w:sz w:val="26"/>
+          <w:szCs w:val="26"/>
+        </w:rPr>
+        <w:t>movie_meta.pkl</w:t>
+      </w:r>
+      <w:proofErr w:type="spellEnd"/>
+      <w:r>
+        <w:rPr>
+          <w:rFonts w:ascii="Courier New" w:eastAsia="Courier New" w:hAnsi="Courier New" w:cs="Courier New"/>
+          <w:color w:val="1F3864"/>
+          <w:sz w:val="26"/>
+          <w:szCs w:val="26"/>
+        </w:rPr>
+        <w:t>')</w:t>
       </w:r>
     </w:p>
     <w:p>
@@ -9476,7 +9516,27 @@
           <w:sz w:val="26"/>
           <w:szCs w:val="26"/>
         </w:rPr>
-        <w:t>('/content/models/title_index.pkl')</w:t>
+        <w:t>('/content/models/</w:t>
+      </w:r>
+      <w:proofErr w:type="spellStart"/>
+      <w:r>
+        <w:rPr>
+          <w:rFonts w:ascii="Courier New" w:eastAsia="Courier New" w:hAnsi="Courier New" w:cs="Courier New"/>
+          <w:color w:val="1F3864"/>
+          <w:sz w:val="26"/>
+          <w:szCs w:val="26"/>
+        </w:rPr>
+        <w:t>title_index.pkl</w:t>
+      </w:r>
+      <w:proofErr w:type="spellEnd"/>
+      <w:r>
+        <w:rPr>
+          <w:rFonts w:ascii="Courier New" w:eastAsia="Courier New" w:hAnsi="Courier New" w:cs="Courier New"/>
+          <w:color w:val="1F3864"/>
+          <w:sz w:val="26"/>
+          <w:szCs w:val="26"/>
+        </w:rPr>
+        <w:t>')</w:t>
       </w:r>
     </w:p>
     <w:p>
@@ -9510,7 +9570,27 @@
           <w:sz w:val="26"/>
           <w:szCs w:val="26"/>
         </w:rPr>
-        <w:t>('/content/models/titles_list.pkl')</w:t>
+        <w:t>('/content/models/</w:t>
+      </w:r>
+      <w:proofErr w:type="spellStart"/>
+      <w:r>
+        <w:rPr>
+          <w:rFonts w:ascii="Courier New" w:eastAsia="Courier New" w:hAnsi="Courier New" w:cs="Courier New"/>
+          <w:color w:val="1F3864"/>
+          <w:sz w:val="26"/>
+          <w:szCs w:val="26"/>
+        </w:rPr>
+        <w:t>titles_list.pkl</w:t>
+      </w:r>
+      <w:proofErr w:type="spellEnd"/>
+      <w:r>
+        <w:rPr>
+          <w:rFonts w:ascii="Courier New" w:eastAsia="Courier New" w:hAnsi="Courier New" w:cs="Courier New"/>
+          <w:color w:val="1F3864"/>
+          <w:sz w:val="26"/>
+          <w:szCs w:val="26"/>
+        </w:rPr>
+        <w:t>')</w:t>
       </w:r>
     </w:p>
     <w:p>
@@ -9643,7 +9723,7 @@
         </w:rPr>
         <w:t xml:space="preserve"># Open </w:t>
       </w:r>
-      <w:hyperlink r:id="rId8" w:history="1">
+      <w:hyperlink r:id="rId9" w:history="1">
         <w:r>
           <w:rPr>
             <w:rStyle w:val="Hyperlink"/>
@@ -9961,12 +10041,6 @@
         <w:gridCol w:w="1500"/>
       </w:tblGrid>
       <w:tr>
-        <w:tblPrEx>
-          <w:tblCellMar>
-            <w:top w:w="0" w:type="dxa"/>
-            <w:bottom w:w="0" w:type="dxa"/>
-          </w:tblCellMar>
-        </w:tblPrEx>
         <w:tc>
           <w:tcPr>
             <w:tcW w:w="3200" w:type="dxa"/>
@@ -10056,12 +10130,6 @@
         </w:tc>
       </w:tr>
       <w:tr>
-        <w:tblPrEx>
-          <w:tblCellMar>
-            <w:top w:w="0" w:type="dxa"/>
-            <w:bottom w:w="0" w:type="dxa"/>
-          </w:tblCellMar>
-        </w:tblPrEx>
         <w:tc>
           <w:tcPr>
             <w:tcW w:w="3200" w:type="dxa"/>
@@ -10150,12 +10218,6 @@
         </w:tc>
       </w:tr>
       <w:tr>
-        <w:tblPrEx>
-          <w:tblCellMar>
-            <w:top w:w="0" w:type="dxa"/>
-            <w:bottom w:w="0" w:type="dxa"/>
-          </w:tblCellMar>
-        </w:tblPrEx>
         <w:tc>
           <w:tcPr>
             <w:tcW w:w="3200" w:type="dxa"/>
@@ -10209,6 +10271,762 @@
               <w:t>Single-cell Colab script: mount Drive, unzip, train, save PKLs</w:t>
             </w:r>
           </w:p>
+        </w:tc>
+        <w:tc>
+          <w:tcPr>
+            <w:tcW w:w="1500" w:type="dxa"/>
+            <w:tcBorders>
+              <w:top w:val="single" w:sz="1" w:space="0" w:color="CCCCCC"/>
+              <w:left w:val="single" w:sz="1" w:space="0" w:color="CCCCCC"/>
+              <w:bottom w:val="single" w:sz="1" w:space="0" w:color="CCCCCC"/>
+              <w:right w:val="single" w:sz="1" w:space="0" w:color="CCCCCC"/>
+            </w:tcBorders>
+            <w:shd w:val="clear" w:color="auto" w:fill="FFFFFF"/>
+            <w:tcMar>
+              <w:top w:w="80" w:type="dxa"/>
+              <w:left w:w="140" w:type="dxa"/>
+              <w:bottom w:w="80" w:type="dxa"/>
+              <w:right w:w="140" w:type="dxa"/>
+            </w:tcMar>
+            <w:vAlign w:val="center"/>
+          </w:tcPr>
+          <w:p>
+            <w:pPr>
+              <w:jc w:val="center"/>
+              <w:rPr>
+                <w:b/>
+                <w:bCs/>
+                <w:color w:val="538135" w:themeColor="accent6" w:themeShade="BF"/>
+              </w:rPr>
+            </w:pPr>
+            <w:r>
+              <w:rPr>
+                <w:b/>
+                <w:bCs/>
+                <w:color w:val="538135" w:themeColor="accent6" w:themeShade="BF"/>
+              </w:rPr>
+              <w:t>Complete</w:t>
+            </w:r>
+          </w:p>
+        </w:tc>
+      </w:tr>
+      <w:tr>
+        <w:tc>
+          <w:tcPr>
+            <w:tcW w:w="3200" w:type="dxa"/>
+            <w:tcBorders>
+              <w:top w:val="single" w:sz="1" w:space="0" w:color="CCCCCC"/>
+              <w:left w:val="single" w:sz="1" w:space="0" w:color="CCCCCC"/>
+              <w:bottom w:val="single" w:sz="1" w:space="0" w:color="CCCCCC"/>
+              <w:right w:val="single" w:sz="1" w:space="0" w:color="CCCCCC"/>
+            </w:tcBorders>
+            <w:shd w:val="clear" w:color="auto" w:fill="F2F2F2"/>
+            <w:tcMar>
+              <w:top w:w="80" w:type="dxa"/>
+              <w:left w:w="140" w:type="dxa"/>
+              <w:bottom w:w="80" w:type="dxa"/>
+              <w:right w:w="140" w:type="dxa"/>
+            </w:tcMar>
+            <w:vAlign w:val="center"/>
+          </w:tcPr>
+          <w:p>
+            <w:r>
+              <w:rPr>
+                <w:color w:val="000000"/>
+              </w:rPr>
+              <w:t>combined_matrix.pkl</w:t>
+            </w:r>
+          </w:p>
+        </w:tc>
+        <w:tc>
+          <w:tcPr>
+            <w:tcW w:w="4660" w:type="dxa"/>
+            <w:tcBorders>
+              <w:top w:val="single" w:sz="1" w:space="0" w:color="CCCCCC"/>
+              <w:left w:val="single" w:sz="1" w:space="0" w:color="CCCCCC"/>
+              <w:bottom w:val="single" w:sz="1" w:space="0" w:color="CCCCCC"/>
+              <w:right w:val="single" w:sz="1" w:space="0" w:color="CCCCCC"/>
+            </w:tcBorders>
+            <w:shd w:val="clear" w:color="auto" w:fill="FFFFFF"/>
+            <w:tcMar>
+              <w:top w:w="80" w:type="dxa"/>
+              <w:left w:w="140" w:type="dxa"/>
+              <w:bottom w:w="80" w:type="dxa"/>
+              <w:right w:w="140" w:type="dxa"/>
+            </w:tcMar>
+            <w:vAlign w:val="center"/>
+          </w:tcPr>
+          <w:p>
+            <w:r>
+              <w:rPr>
+                <w:color w:val="000000"/>
+              </w:rPr>
+              <w:t>Sparse 50K × 13K weighted feature matrix (150–200 MB)</w:t>
+            </w:r>
+          </w:p>
+        </w:tc>
+        <w:tc>
+          <w:tcPr>
+            <w:tcW w:w="1500" w:type="dxa"/>
+            <w:tcBorders>
+              <w:top w:val="single" w:sz="1" w:space="0" w:color="CCCCCC"/>
+              <w:left w:val="single" w:sz="1" w:space="0" w:color="CCCCCC"/>
+              <w:bottom w:val="single" w:sz="1" w:space="0" w:color="CCCCCC"/>
+              <w:right w:val="single" w:sz="1" w:space="0" w:color="CCCCCC"/>
+            </w:tcBorders>
+            <w:shd w:val="clear" w:color="auto" w:fill="FFFFFF"/>
+            <w:tcMar>
+              <w:top w:w="80" w:type="dxa"/>
+              <w:left w:w="140" w:type="dxa"/>
+              <w:bottom w:w="80" w:type="dxa"/>
+              <w:right w:w="140" w:type="dxa"/>
+            </w:tcMar>
+            <w:vAlign w:val="center"/>
+          </w:tcPr>
+          <w:p>
+            <w:pPr>
+              <w:jc w:val="center"/>
+              <w:rPr>
+                <w:b/>
+                <w:bCs/>
+                <w:color w:val="538135" w:themeColor="accent6" w:themeShade="BF"/>
+              </w:rPr>
+            </w:pPr>
+            <w:r>
+              <w:rPr>
+                <w:b/>
+                <w:bCs/>
+                <w:color w:val="538135" w:themeColor="accent6" w:themeShade="BF"/>
+              </w:rPr>
+              <w:t>Complete</w:t>
+            </w:r>
+          </w:p>
+        </w:tc>
+      </w:tr>
+      <w:tr>
+        <w:tc>
+          <w:tcPr>
+            <w:tcW w:w="3200" w:type="dxa"/>
+            <w:tcBorders>
+              <w:top w:val="single" w:sz="1" w:space="0" w:color="CCCCCC"/>
+              <w:left w:val="single" w:sz="1" w:space="0" w:color="CCCCCC"/>
+              <w:bottom w:val="single" w:sz="1" w:space="0" w:color="CCCCCC"/>
+              <w:right w:val="single" w:sz="1" w:space="0" w:color="CCCCCC"/>
+            </w:tcBorders>
+            <w:shd w:val="clear" w:color="auto" w:fill="F2F2F2"/>
+            <w:tcMar>
+              <w:top w:w="80" w:type="dxa"/>
+              <w:left w:w="140" w:type="dxa"/>
+              <w:bottom w:w="80" w:type="dxa"/>
+              <w:right w:w="140" w:type="dxa"/>
+            </w:tcMar>
+            <w:vAlign w:val="center"/>
+          </w:tcPr>
+          <w:p>
+            <w:r>
+              <w:rPr>
+                <w:color w:val="000000"/>
+              </w:rPr>
+              <w:t>movie_meta.pkl</w:t>
+            </w:r>
+          </w:p>
+        </w:tc>
+        <w:tc>
+          <w:tcPr>
+            <w:tcW w:w="4660" w:type="dxa"/>
+            <w:tcBorders>
+              <w:top w:val="single" w:sz="1" w:space="0" w:color="CCCCCC"/>
+              <w:left w:val="single" w:sz="1" w:space="0" w:color="CCCCCC"/>
+              <w:bottom w:val="single" w:sz="1" w:space="0" w:color="CCCCCC"/>
+              <w:right w:val="single" w:sz="1" w:space="0" w:color="CCCCCC"/>
+            </w:tcBorders>
+            <w:shd w:val="clear" w:color="auto" w:fill="FFFFFF"/>
+            <w:tcMar>
+              <w:top w:w="80" w:type="dxa"/>
+              <w:left w:w="140" w:type="dxa"/>
+              <w:bottom w:w="80" w:type="dxa"/>
+              <w:right w:w="140" w:type="dxa"/>
+            </w:tcMar>
+            <w:vAlign w:val="center"/>
+          </w:tcPr>
+          <w:p>
+            <w:r>
+              <w:rPr>
+                <w:color w:val="000000"/>
+              </w:rPr>
+              <w:t>Movie metadata: title, genres, directors, cast, poster, etc.</w:t>
+            </w:r>
+          </w:p>
+        </w:tc>
+        <w:tc>
+          <w:tcPr>
+            <w:tcW w:w="1500" w:type="dxa"/>
+            <w:tcBorders>
+              <w:top w:val="single" w:sz="1" w:space="0" w:color="CCCCCC"/>
+              <w:left w:val="single" w:sz="1" w:space="0" w:color="CCCCCC"/>
+              <w:bottom w:val="single" w:sz="1" w:space="0" w:color="CCCCCC"/>
+              <w:right w:val="single" w:sz="1" w:space="0" w:color="CCCCCC"/>
+            </w:tcBorders>
+            <w:shd w:val="clear" w:color="auto" w:fill="FFFFFF"/>
+            <w:tcMar>
+              <w:top w:w="80" w:type="dxa"/>
+              <w:left w:w="140" w:type="dxa"/>
+              <w:bottom w:w="80" w:type="dxa"/>
+              <w:right w:w="140" w:type="dxa"/>
+            </w:tcMar>
+            <w:vAlign w:val="center"/>
+          </w:tcPr>
+          <w:p>
+            <w:pPr>
+              <w:jc w:val="center"/>
+              <w:rPr>
+                <w:b/>
+                <w:bCs/>
+                <w:color w:val="538135" w:themeColor="accent6" w:themeShade="BF"/>
+              </w:rPr>
+            </w:pPr>
+            <w:r>
+              <w:rPr>
+                <w:b/>
+                <w:bCs/>
+                <w:color w:val="538135" w:themeColor="accent6" w:themeShade="BF"/>
+              </w:rPr>
+              <w:t>Comple</w:t>
+            </w:r>
+            <w:r>
+              <w:rPr>
+                <w:b/>
+                <w:bCs/>
+                <w:color w:val="538135" w:themeColor="accent6" w:themeShade="BF"/>
+              </w:rPr>
+              <w:t>te</w:t>
+            </w:r>
+          </w:p>
+        </w:tc>
+      </w:tr>
+      <w:tr>
+        <w:tc>
+          <w:tcPr>
+            <w:tcW w:w="3200" w:type="dxa"/>
+            <w:tcBorders>
+              <w:top w:val="single" w:sz="1" w:space="0" w:color="CCCCCC"/>
+              <w:left w:val="single" w:sz="1" w:space="0" w:color="CCCCCC"/>
+              <w:bottom w:val="single" w:sz="1" w:space="0" w:color="CCCCCC"/>
+              <w:right w:val="single" w:sz="1" w:space="0" w:color="CCCCCC"/>
+            </w:tcBorders>
+            <w:shd w:val="clear" w:color="auto" w:fill="F2F2F2"/>
+            <w:tcMar>
+              <w:top w:w="80" w:type="dxa"/>
+              <w:left w:w="140" w:type="dxa"/>
+              <w:bottom w:w="80" w:type="dxa"/>
+              <w:right w:w="140" w:type="dxa"/>
+            </w:tcMar>
+            <w:vAlign w:val="center"/>
+          </w:tcPr>
+          <w:p>
+            <w:r>
+              <w:rPr>
+                <w:color w:val="000000"/>
+              </w:rPr>
+              <w:t>title_index.pkl</w:t>
+            </w:r>
+          </w:p>
+        </w:tc>
+        <w:tc>
+          <w:tcPr>
+            <w:tcW w:w="4660" w:type="dxa"/>
+            <w:tcBorders>
+              <w:top w:val="single" w:sz="1" w:space="0" w:color="CCCCCC"/>
+              <w:left w:val="single" w:sz="1" w:space="0" w:color="CCCCCC"/>
+              <w:bottom w:val="single" w:sz="1" w:space="0" w:color="CCCCCC"/>
+              <w:right w:val="single" w:sz="1" w:space="0" w:color="CCCCCC"/>
+            </w:tcBorders>
+            <w:shd w:val="clear" w:color="auto" w:fill="FFFFFF"/>
+            <w:tcMar>
+              <w:top w:w="80" w:type="dxa"/>
+              <w:left w:w="140" w:type="dxa"/>
+              <w:bottom w:w="80" w:type="dxa"/>
+              <w:right w:w="140" w:type="dxa"/>
+            </w:tcMar>
+            <w:vAlign w:val="center"/>
+          </w:tcPr>
+          <w:p>
+            <w:r>
+              <w:rPr>
+                <w:color w:val="000000"/>
+              </w:rPr>
+              <w:t>Dictionary: movie title → row index in combined matrix</w:t>
+            </w:r>
+          </w:p>
+        </w:tc>
+        <w:tc>
+          <w:tcPr>
+            <w:tcW w:w="1500" w:type="dxa"/>
+            <w:tcBorders>
+              <w:top w:val="single" w:sz="1" w:space="0" w:color="CCCCCC"/>
+              <w:left w:val="single" w:sz="1" w:space="0" w:color="CCCCCC"/>
+              <w:bottom w:val="single" w:sz="1" w:space="0" w:color="CCCCCC"/>
+              <w:right w:val="single" w:sz="1" w:space="0" w:color="CCCCCC"/>
+            </w:tcBorders>
+            <w:shd w:val="clear" w:color="auto" w:fill="FFFFFF"/>
+            <w:tcMar>
+              <w:top w:w="80" w:type="dxa"/>
+              <w:left w:w="140" w:type="dxa"/>
+              <w:bottom w:w="80" w:type="dxa"/>
+              <w:right w:w="140" w:type="dxa"/>
+            </w:tcMar>
+            <w:vAlign w:val="center"/>
+          </w:tcPr>
+          <w:p>
+            <w:pPr>
+              <w:jc w:val="center"/>
+              <w:rPr>
+                <w:b/>
+                <w:bCs/>
+                <w:color w:val="538135" w:themeColor="accent6" w:themeShade="BF"/>
+              </w:rPr>
+            </w:pPr>
+            <w:r>
+              <w:rPr>
+                <w:b/>
+                <w:bCs/>
+                <w:color w:val="538135" w:themeColor="accent6" w:themeShade="BF"/>
+              </w:rPr>
+              <w:t>Complete</w:t>
+            </w:r>
+          </w:p>
+        </w:tc>
+      </w:tr>
+      <w:tr>
+        <w:tc>
+          <w:tcPr>
+            <w:tcW w:w="3200" w:type="dxa"/>
+            <w:tcBorders>
+              <w:top w:val="single" w:sz="1" w:space="0" w:color="CCCCCC"/>
+              <w:left w:val="single" w:sz="1" w:space="0" w:color="CCCCCC"/>
+              <w:bottom w:val="single" w:sz="1" w:space="0" w:color="CCCCCC"/>
+              <w:right w:val="single" w:sz="1" w:space="0" w:color="CCCCCC"/>
+            </w:tcBorders>
+            <w:shd w:val="clear" w:color="auto" w:fill="F2F2F2"/>
+            <w:tcMar>
+              <w:top w:w="80" w:type="dxa"/>
+              <w:left w:w="140" w:type="dxa"/>
+              <w:bottom w:w="80" w:type="dxa"/>
+              <w:right w:w="140" w:type="dxa"/>
+            </w:tcMar>
+            <w:vAlign w:val="center"/>
+          </w:tcPr>
+          <w:p>
+            <w:r>
+              <w:rPr>
+                <w:color w:val="000000"/>
+              </w:rPr>
+              <w:t>titles_list.pkl</w:t>
+            </w:r>
+          </w:p>
+        </w:tc>
+        <w:tc>
+          <w:tcPr>
+            <w:tcW w:w="4660" w:type="dxa"/>
+            <w:tcBorders>
+              <w:top w:val="single" w:sz="1" w:space="0" w:color="CCCCCC"/>
+              <w:left w:val="single" w:sz="1" w:space="0" w:color="CCCCCC"/>
+              <w:bottom w:val="single" w:sz="1" w:space="0" w:color="CCCCCC"/>
+              <w:right w:val="single" w:sz="1" w:space="0" w:color="CCCCCC"/>
+            </w:tcBorders>
+            <w:shd w:val="clear" w:color="auto" w:fill="FFFFFF"/>
+            <w:tcMar>
+              <w:top w:w="80" w:type="dxa"/>
+              <w:left w:w="140" w:type="dxa"/>
+              <w:bottom w:w="80" w:type="dxa"/>
+              <w:right w:w="140" w:type="dxa"/>
+            </w:tcMar>
+            <w:vAlign w:val="center"/>
+          </w:tcPr>
+          <w:p>
+            <w:r>
+              <w:rPr>
+                <w:color w:val="000000"/>
+              </w:rPr>
+              <w:t>Ordered list of movie titles (index → title)</w:t>
+            </w:r>
+          </w:p>
+        </w:tc>
+        <w:tc>
+          <w:tcPr>
+            <w:tcW w:w="1500" w:type="dxa"/>
+            <w:tcBorders>
+              <w:top w:val="single" w:sz="1" w:space="0" w:color="CCCCCC"/>
+              <w:left w:val="single" w:sz="1" w:space="0" w:color="CCCCCC"/>
+              <w:bottom w:val="single" w:sz="1" w:space="0" w:color="CCCCCC"/>
+              <w:right w:val="single" w:sz="1" w:space="0" w:color="CCCCCC"/>
+            </w:tcBorders>
+            <w:shd w:val="clear" w:color="auto" w:fill="FFFFFF"/>
+            <w:tcMar>
+              <w:top w:w="80" w:type="dxa"/>
+              <w:left w:w="140" w:type="dxa"/>
+              <w:bottom w:w="80" w:type="dxa"/>
+              <w:right w:w="140" w:type="dxa"/>
+            </w:tcMar>
+            <w:vAlign w:val="center"/>
+          </w:tcPr>
+          <w:p>
+            <w:pPr>
+              <w:jc w:val="center"/>
+              <w:rPr>
+                <w:b/>
+                <w:bCs/>
+                <w:color w:val="538135" w:themeColor="accent6" w:themeShade="BF"/>
+              </w:rPr>
+            </w:pPr>
+            <w:r>
+              <w:rPr>
+                <w:b/>
+                <w:bCs/>
+                <w:color w:val="538135" w:themeColor="accent6" w:themeShade="BF"/>
+              </w:rPr>
+              <w:t>Complete</w:t>
+            </w:r>
+          </w:p>
+        </w:tc>
+      </w:tr>
+      <w:tr>
+        <w:tc>
+          <w:tcPr>
+            <w:tcW w:w="3200" w:type="dxa"/>
+            <w:tcBorders>
+              <w:top w:val="single" w:sz="1" w:space="0" w:color="CCCCCC"/>
+              <w:left w:val="single" w:sz="1" w:space="0" w:color="CCCCCC"/>
+              <w:bottom w:val="single" w:sz="1" w:space="0" w:color="CCCCCC"/>
+              <w:right w:val="single" w:sz="1" w:space="0" w:color="CCCCCC"/>
+            </w:tcBorders>
+            <w:shd w:val="clear" w:color="auto" w:fill="F2F2F2"/>
+            <w:tcMar>
+              <w:top w:w="80" w:type="dxa"/>
+              <w:left w:w="140" w:type="dxa"/>
+              <w:bottom w:w="80" w:type="dxa"/>
+              <w:right w:w="140" w:type="dxa"/>
+            </w:tcMar>
+            <w:vAlign w:val="center"/>
+          </w:tcPr>
+          <w:p>
+            <w:r>
+              <w:rPr>
+                <w:color w:val="000000"/>
+              </w:rPr>
+              <w:t>app.py</w:t>
+            </w:r>
+          </w:p>
+        </w:tc>
+        <w:tc>
+          <w:tcPr>
+            <w:tcW w:w="4660" w:type="dxa"/>
+            <w:tcBorders>
+              <w:top w:val="single" w:sz="1" w:space="0" w:color="CCCCCC"/>
+              <w:left w:val="single" w:sz="1" w:space="0" w:color="CCCCCC"/>
+              <w:bottom w:val="single" w:sz="1" w:space="0" w:color="CCCCCC"/>
+              <w:right w:val="single" w:sz="1" w:space="0" w:color="CCCCCC"/>
+            </w:tcBorders>
+            <w:shd w:val="clear" w:color="auto" w:fill="FFFFFF"/>
+            <w:tcMar>
+              <w:top w:w="80" w:type="dxa"/>
+              <w:left w:w="140" w:type="dxa"/>
+              <w:bottom w:w="80" w:type="dxa"/>
+              <w:right w:w="140" w:type="dxa"/>
+            </w:tcMar>
+            <w:vAlign w:val="center"/>
+          </w:tcPr>
+          <w:p>
+            <w:r>
+              <w:rPr>
+                <w:color w:val="000000"/>
+              </w:rPr>
+              <w:t>Flask backend with /api/search and /api/recommend endpoints</w:t>
+            </w:r>
+          </w:p>
+        </w:tc>
+        <w:tc>
+          <w:tcPr>
+            <w:tcW w:w="1500" w:type="dxa"/>
+            <w:tcBorders>
+              <w:top w:val="single" w:sz="1" w:space="0" w:color="CCCCCC"/>
+              <w:left w:val="single" w:sz="1" w:space="0" w:color="CCCCCC"/>
+              <w:bottom w:val="single" w:sz="1" w:space="0" w:color="CCCCCC"/>
+              <w:right w:val="single" w:sz="1" w:space="0" w:color="CCCCCC"/>
+            </w:tcBorders>
+            <w:shd w:val="clear" w:color="auto" w:fill="FFFFFF"/>
+            <w:tcMar>
+              <w:top w:w="80" w:type="dxa"/>
+              <w:left w:w="140" w:type="dxa"/>
+              <w:bottom w:w="80" w:type="dxa"/>
+              <w:right w:w="140" w:type="dxa"/>
+            </w:tcMar>
+            <w:vAlign w:val="center"/>
+          </w:tcPr>
+          <w:p>
+            <w:pPr>
+              <w:jc w:val="center"/>
+              <w:rPr>
+                <w:b/>
+                <w:bCs/>
+                <w:color w:val="538135" w:themeColor="accent6" w:themeShade="BF"/>
+              </w:rPr>
+            </w:pPr>
+            <w:r>
+              <w:rPr>
+                <w:b/>
+                <w:bCs/>
+                <w:color w:val="538135" w:themeColor="accent6" w:themeShade="BF"/>
+              </w:rPr>
+              <w:t>Complete</w:t>
+            </w:r>
+          </w:p>
+        </w:tc>
+      </w:tr>
+      <w:tr>
+        <w:tc>
+          <w:tcPr>
+            <w:tcW w:w="3200" w:type="dxa"/>
+            <w:tcBorders>
+              <w:top w:val="single" w:sz="1" w:space="0" w:color="CCCCCC"/>
+              <w:left w:val="single" w:sz="1" w:space="0" w:color="CCCCCC"/>
+              <w:bottom w:val="single" w:sz="1" w:space="0" w:color="CCCCCC"/>
+              <w:right w:val="single" w:sz="1" w:space="0" w:color="CCCCCC"/>
+            </w:tcBorders>
+            <w:shd w:val="clear" w:color="auto" w:fill="F2F2F2"/>
+            <w:tcMar>
+              <w:top w:w="80" w:type="dxa"/>
+              <w:left w:w="140" w:type="dxa"/>
+              <w:bottom w:w="80" w:type="dxa"/>
+              <w:right w:w="140" w:type="dxa"/>
+            </w:tcMar>
+            <w:vAlign w:val="center"/>
+          </w:tcPr>
+          <w:p>
+            <w:r>
+              <w:rPr>
+                <w:color w:val="000000"/>
+              </w:rPr>
+              <w:t>templates/index.html</w:t>
+            </w:r>
+          </w:p>
+        </w:tc>
+        <w:tc>
+          <w:tcPr>
+            <w:tcW w:w="4660" w:type="dxa"/>
+            <w:tcBorders>
+              <w:top w:val="single" w:sz="1" w:space="0" w:color="CCCCCC"/>
+              <w:left w:val="single" w:sz="1" w:space="0" w:color="CCCCCC"/>
+              <w:bottom w:val="single" w:sz="1" w:space="0" w:color="CCCCCC"/>
+              <w:right w:val="single" w:sz="1" w:space="0" w:color="CCCCCC"/>
+            </w:tcBorders>
+            <w:shd w:val="clear" w:color="auto" w:fill="FFFFFF"/>
+            <w:tcMar>
+              <w:top w:w="80" w:type="dxa"/>
+              <w:left w:w="140" w:type="dxa"/>
+              <w:bottom w:w="80" w:type="dxa"/>
+              <w:right w:w="140" w:type="dxa"/>
+            </w:tcMar>
+            <w:vAlign w:val="center"/>
+          </w:tcPr>
+          <w:p>
+            <w:r>
+              <w:rPr>
+                <w:color w:val="000000"/>
+              </w:rPr>
+              <w:t>Dark cinema frontend with autocomplete and poster cards</w:t>
+            </w:r>
+          </w:p>
+        </w:tc>
+        <w:tc>
+          <w:tcPr>
+            <w:tcW w:w="1500" w:type="dxa"/>
+            <w:tcBorders>
+              <w:top w:val="single" w:sz="1" w:space="0" w:color="CCCCCC"/>
+              <w:left w:val="single" w:sz="1" w:space="0" w:color="CCCCCC"/>
+              <w:bottom w:val="single" w:sz="1" w:space="0" w:color="CCCCCC"/>
+              <w:right w:val="single" w:sz="1" w:space="0" w:color="CCCCCC"/>
+            </w:tcBorders>
+            <w:shd w:val="clear" w:color="auto" w:fill="FFFFFF"/>
+            <w:tcMar>
+              <w:top w:w="80" w:type="dxa"/>
+              <w:left w:w="140" w:type="dxa"/>
+              <w:bottom w:w="80" w:type="dxa"/>
+              <w:right w:w="140" w:type="dxa"/>
+            </w:tcMar>
+            <w:vAlign w:val="center"/>
+          </w:tcPr>
+          <w:p>
+            <w:pPr>
+              <w:jc w:val="center"/>
+              <w:rPr>
+                <w:b/>
+                <w:bCs/>
+                <w:color w:val="538135" w:themeColor="accent6" w:themeShade="BF"/>
+              </w:rPr>
+            </w:pPr>
+            <w:r>
+              <w:rPr>
+                <w:b/>
+                <w:bCs/>
+                <w:color w:val="538135" w:themeColor="accent6" w:themeShade="BF"/>
+              </w:rPr>
+              <w:t>Complete</w:t>
+            </w:r>
+          </w:p>
+        </w:tc>
+      </w:tr>
+      <w:tr>
+        <w:tc>
+          <w:tcPr>
+            <w:tcW w:w="3200" w:type="dxa"/>
+            <w:tcBorders>
+              <w:top w:val="single" w:sz="1" w:space="0" w:color="CCCCCC"/>
+              <w:left w:val="single" w:sz="1" w:space="0" w:color="CCCCCC"/>
+              <w:bottom w:val="single" w:sz="1" w:space="0" w:color="CCCCCC"/>
+              <w:right w:val="single" w:sz="1" w:space="0" w:color="CCCCCC"/>
+            </w:tcBorders>
+            <w:shd w:val="clear" w:color="auto" w:fill="F2F2F2"/>
+            <w:tcMar>
+              <w:top w:w="80" w:type="dxa"/>
+              <w:left w:w="140" w:type="dxa"/>
+              <w:bottom w:w="80" w:type="dxa"/>
+              <w:right w:w="140" w:type="dxa"/>
+            </w:tcMar>
+            <w:vAlign w:val="center"/>
+          </w:tcPr>
+          <w:p>
+            <w:r>
+              <w:rPr>
+                <w:color w:val="000000"/>
+              </w:rPr>
+              <w:t>requirements.txt</w:t>
+            </w:r>
+          </w:p>
+        </w:tc>
+        <w:tc>
+          <w:tcPr>
+            <w:tcW w:w="4660" w:type="dxa"/>
+            <w:tcBorders>
+              <w:top w:val="single" w:sz="1" w:space="0" w:color="CCCCCC"/>
+              <w:left w:val="single" w:sz="1" w:space="0" w:color="CCCCCC"/>
+              <w:bottom w:val="single" w:sz="1" w:space="0" w:color="CCCCCC"/>
+              <w:right w:val="single" w:sz="1" w:space="0" w:color="CCCCCC"/>
+            </w:tcBorders>
+            <w:shd w:val="clear" w:color="auto" w:fill="FFFFFF"/>
+            <w:tcMar>
+              <w:top w:w="80" w:type="dxa"/>
+              <w:left w:w="140" w:type="dxa"/>
+              <w:bottom w:w="80" w:type="dxa"/>
+              <w:right w:w="140" w:type="dxa"/>
+            </w:tcMar>
+            <w:vAlign w:val="center"/>
+          </w:tcPr>
+          <w:p>
+            <w:r>
+              <w:rPr>
+                <w:color w:val="000000"/>
+              </w:rPr>
+              <w:t xml:space="preserve">flask, pandas, </w:t>
+            </w:r>
+            <w:r>
+              <w:rPr>
+                <w:color w:val="000000"/>
+              </w:rPr>
+              <w:t>NumPy</w:t>
+            </w:r>
+            <w:r>
+              <w:rPr>
+                <w:color w:val="000000"/>
+              </w:rPr>
+              <w:t xml:space="preserve">, scikit-learn, </w:t>
+            </w:r>
+            <w:r>
+              <w:rPr>
+                <w:color w:val="000000"/>
+              </w:rPr>
+              <w:t>SciPy</w:t>
+            </w:r>
+          </w:p>
+        </w:tc>
+        <w:tc>
+          <w:tcPr>
+            <w:tcW w:w="1500" w:type="dxa"/>
+            <w:tcBorders>
+              <w:top w:val="single" w:sz="1" w:space="0" w:color="CCCCCC"/>
+              <w:left w:val="single" w:sz="1" w:space="0" w:color="CCCCCC"/>
+              <w:bottom w:val="single" w:sz="1" w:space="0" w:color="CCCCCC"/>
+              <w:right w:val="single" w:sz="1" w:space="0" w:color="CCCCCC"/>
+            </w:tcBorders>
+            <w:shd w:val="clear" w:color="auto" w:fill="FFFFFF"/>
+            <w:tcMar>
+              <w:top w:w="80" w:type="dxa"/>
+              <w:left w:w="140" w:type="dxa"/>
+              <w:bottom w:w="80" w:type="dxa"/>
+              <w:right w:w="140" w:type="dxa"/>
+            </w:tcMar>
+            <w:vAlign w:val="center"/>
+          </w:tcPr>
+          <w:p>
+            <w:pPr>
+              <w:jc w:val="center"/>
+              <w:rPr>
+                <w:b/>
+                <w:bCs/>
+                <w:color w:val="538135" w:themeColor="accent6" w:themeShade="BF"/>
+              </w:rPr>
+            </w:pPr>
+            <w:r>
+              <w:rPr>
+                <w:b/>
+                <w:bCs/>
+                <w:color w:val="538135" w:themeColor="accent6" w:themeShade="BF"/>
+              </w:rPr>
+              <w:t>Complete</w:t>
+            </w:r>
+          </w:p>
+        </w:tc>
+      </w:tr>
+      <w:tr>
+        <w:tc>
+          <w:tcPr>
+            <w:tcW w:w="3200" w:type="dxa"/>
+            <w:tcBorders>
+              <w:top w:val="single" w:sz="1" w:space="0" w:color="CCCCCC"/>
+              <w:left w:val="single" w:sz="1" w:space="0" w:color="CCCCCC"/>
+              <w:bottom w:val="single" w:sz="1" w:space="0" w:color="CCCCCC"/>
+              <w:right w:val="single" w:sz="1" w:space="0" w:color="CCCCCC"/>
+            </w:tcBorders>
+            <w:shd w:val="clear" w:color="auto" w:fill="F2F2F2"/>
+            <w:tcMar>
+              <w:top w:w="80" w:type="dxa"/>
+              <w:left w:w="140" w:type="dxa"/>
+              <w:bottom w:w="80" w:type="dxa"/>
+              <w:right w:w="140" w:type="dxa"/>
+            </w:tcMar>
+            <w:vAlign w:val="center"/>
+          </w:tcPr>
+          <w:p/>
+        </w:tc>
+        <w:tc>
+          <w:tcPr>
+            <w:tcW w:w="4660" w:type="dxa"/>
+            <w:tcBorders>
+              <w:top w:val="single" w:sz="1" w:space="0" w:color="CCCCCC"/>
+              <w:left w:val="single" w:sz="1" w:space="0" w:color="CCCCCC"/>
+              <w:bottom w:val="single" w:sz="1" w:space="0" w:color="CCCCCC"/>
+              <w:right w:val="single" w:sz="1" w:space="0" w:color="CCCCCC"/>
+            </w:tcBorders>
+            <w:shd w:val="clear" w:color="auto" w:fill="FFFFFF"/>
+            <w:tcMar>
+              <w:top w:w="80" w:type="dxa"/>
+              <w:left w:w="140" w:type="dxa"/>
+              <w:bottom w:w="80" w:type="dxa"/>
+              <w:right w:w="140" w:type="dxa"/>
+            </w:tcMar>
+            <w:vAlign w:val="center"/>
+          </w:tcPr>
+          <w:p/>
         </w:tc>
         <w:tc>
           <w:tcPr>
@@ -10232,766 +11050,6 @@
             <w:pPr>
               <w:jc w:val="center"/>
             </w:pPr>
-            <w:r>
-              <w:rPr>
-                <w:color w:val="000000"/>
-              </w:rPr>
-              <w:t>Required</w:t>
-            </w:r>
-          </w:p>
-        </w:tc>
-      </w:tr>
-      <w:tr>
-        <w:tblPrEx>
-          <w:tblCellMar>
-            <w:top w:w="0" w:type="dxa"/>
-            <w:bottom w:w="0" w:type="dxa"/>
-          </w:tblCellMar>
-        </w:tblPrEx>
-        <w:tc>
-          <w:tcPr>
-            <w:tcW w:w="3200" w:type="dxa"/>
-            <w:tcBorders>
-              <w:top w:val="single" w:sz="1" w:space="0" w:color="CCCCCC"/>
-              <w:left w:val="single" w:sz="1" w:space="0" w:color="CCCCCC"/>
-              <w:bottom w:val="single" w:sz="1" w:space="0" w:color="CCCCCC"/>
-              <w:right w:val="single" w:sz="1" w:space="0" w:color="CCCCCC"/>
-            </w:tcBorders>
-            <w:shd w:val="clear" w:color="auto" w:fill="F2F2F2"/>
-            <w:tcMar>
-              <w:top w:w="80" w:type="dxa"/>
-              <w:left w:w="140" w:type="dxa"/>
-              <w:bottom w:w="80" w:type="dxa"/>
-              <w:right w:w="140" w:type="dxa"/>
-            </w:tcMar>
-            <w:vAlign w:val="center"/>
-          </w:tcPr>
-          <w:p>
-            <w:r>
-              <w:rPr>
-                <w:color w:val="000000"/>
-              </w:rPr>
-              <w:t>combined_matrix.pkl</w:t>
-            </w:r>
-          </w:p>
-        </w:tc>
-        <w:tc>
-          <w:tcPr>
-            <w:tcW w:w="4660" w:type="dxa"/>
-            <w:tcBorders>
-              <w:top w:val="single" w:sz="1" w:space="0" w:color="CCCCCC"/>
-              <w:left w:val="single" w:sz="1" w:space="0" w:color="CCCCCC"/>
-              <w:bottom w:val="single" w:sz="1" w:space="0" w:color="CCCCCC"/>
-              <w:right w:val="single" w:sz="1" w:space="0" w:color="CCCCCC"/>
-            </w:tcBorders>
-            <w:shd w:val="clear" w:color="auto" w:fill="FFFFFF"/>
-            <w:tcMar>
-              <w:top w:w="80" w:type="dxa"/>
-              <w:left w:w="140" w:type="dxa"/>
-              <w:bottom w:w="80" w:type="dxa"/>
-              <w:right w:w="140" w:type="dxa"/>
-            </w:tcMar>
-            <w:vAlign w:val="center"/>
-          </w:tcPr>
-          <w:p>
-            <w:r>
-              <w:rPr>
-                <w:color w:val="000000"/>
-              </w:rPr>
-              <w:t>Sparse 50K × 13K weighted feature matrix (150–200 MB)</w:t>
-            </w:r>
-          </w:p>
-        </w:tc>
-        <w:tc>
-          <w:tcPr>
-            <w:tcW w:w="1500" w:type="dxa"/>
-            <w:tcBorders>
-              <w:top w:val="single" w:sz="1" w:space="0" w:color="CCCCCC"/>
-              <w:left w:val="single" w:sz="1" w:space="0" w:color="CCCCCC"/>
-              <w:bottom w:val="single" w:sz="1" w:space="0" w:color="CCCCCC"/>
-              <w:right w:val="single" w:sz="1" w:space="0" w:color="CCCCCC"/>
-            </w:tcBorders>
-            <w:shd w:val="clear" w:color="auto" w:fill="FFFFFF"/>
-            <w:tcMar>
-              <w:top w:w="80" w:type="dxa"/>
-              <w:left w:w="140" w:type="dxa"/>
-              <w:bottom w:w="80" w:type="dxa"/>
-              <w:right w:w="140" w:type="dxa"/>
-            </w:tcMar>
-            <w:vAlign w:val="center"/>
-          </w:tcPr>
-          <w:p>
-            <w:pPr>
-              <w:jc w:val="center"/>
-            </w:pPr>
-            <w:r>
-              <w:rPr>
-                <w:color w:val="000000"/>
-              </w:rPr>
-              <w:t>Required</w:t>
-            </w:r>
-          </w:p>
-        </w:tc>
-      </w:tr>
-      <w:tr>
-        <w:tblPrEx>
-          <w:tblCellMar>
-            <w:top w:w="0" w:type="dxa"/>
-            <w:bottom w:w="0" w:type="dxa"/>
-          </w:tblCellMar>
-        </w:tblPrEx>
-        <w:tc>
-          <w:tcPr>
-            <w:tcW w:w="3200" w:type="dxa"/>
-            <w:tcBorders>
-              <w:top w:val="single" w:sz="1" w:space="0" w:color="CCCCCC"/>
-              <w:left w:val="single" w:sz="1" w:space="0" w:color="CCCCCC"/>
-              <w:bottom w:val="single" w:sz="1" w:space="0" w:color="CCCCCC"/>
-              <w:right w:val="single" w:sz="1" w:space="0" w:color="CCCCCC"/>
-            </w:tcBorders>
-            <w:shd w:val="clear" w:color="auto" w:fill="F2F2F2"/>
-            <w:tcMar>
-              <w:top w:w="80" w:type="dxa"/>
-              <w:left w:w="140" w:type="dxa"/>
-              <w:bottom w:w="80" w:type="dxa"/>
-              <w:right w:w="140" w:type="dxa"/>
-            </w:tcMar>
-            <w:vAlign w:val="center"/>
-          </w:tcPr>
-          <w:p>
-            <w:r>
-              <w:rPr>
-                <w:color w:val="000000"/>
-              </w:rPr>
-              <w:t>movie_meta.pkl</w:t>
-            </w:r>
-          </w:p>
-        </w:tc>
-        <w:tc>
-          <w:tcPr>
-            <w:tcW w:w="4660" w:type="dxa"/>
-            <w:tcBorders>
-              <w:top w:val="single" w:sz="1" w:space="0" w:color="CCCCCC"/>
-              <w:left w:val="single" w:sz="1" w:space="0" w:color="CCCCCC"/>
-              <w:bottom w:val="single" w:sz="1" w:space="0" w:color="CCCCCC"/>
-              <w:right w:val="single" w:sz="1" w:space="0" w:color="CCCCCC"/>
-            </w:tcBorders>
-            <w:shd w:val="clear" w:color="auto" w:fill="FFFFFF"/>
-            <w:tcMar>
-              <w:top w:w="80" w:type="dxa"/>
-              <w:left w:w="140" w:type="dxa"/>
-              <w:bottom w:w="80" w:type="dxa"/>
-              <w:right w:w="140" w:type="dxa"/>
-            </w:tcMar>
-            <w:vAlign w:val="center"/>
-          </w:tcPr>
-          <w:p>
-            <w:r>
-              <w:rPr>
-                <w:color w:val="000000"/>
-              </w:rPr>
-              <w:t>Movie metadata: title, genres, directors, cast, poster, etc.</w:t>
-            </w:r>
-          </w:p>
-        </w:tc>
-        <w:tc>
-          <w:tcPr>
-            <w:tcW w:w="1500" w:type="dxa"/>
-            <w:tcBorders>
-              <w:top w:val="single" w:sz="1" w:space="0" w:color="CCCCCC"/>
-              <w:left w:val="single" w:sz="1" w:space="0" w:color="CCCCCC"/>
-              <w:bottom w:val="single" w:sz="1" w:space="0" w:color="CCCCCC"/>
-              <w:right w:val="single" w:sz="1" w:space="0" w:color="CCCCCC"/>
-            </w:tcBorders>
-            <w:shd w:val="clear" w:color="auto" w:fill="FFFFFF"/>
-            <w:tcMar>
-              <w:top w:w="80" w:type="dxa"/>
-              <w:left w:w="140" w:type="dxa"/>
-              <w:bottom w:w="80" w:type="dxa"/>
-              <w:right w:w="140" w:type="dxa"/>
-            </w:tcMar>
-            <w:vAlign w:val="center"/>
-          </w:tcPr>
-          <w:p>
-            <w:pPr>
-              <w:jc w:val="center"/>
-            </w:pPr>
-            <w:r>
-              <w:rPr>
-                <w:color w:val="000000"/>
-              </w:rPr>
-              <w:t>Required</w:t>
-            </w:r>
-          </w:p>
-        </w:tc>
-      </w:tr>
-      <w:tr>
-        <w:tblPrEx>
-          <w:tblCellMar>
-            <w:top w:w="0" w:type="dxa"/>
-            <w:bottom w:w="0" w:type="dxa"/>
-          </w:tblCellMar>
-        </w:tblPrEx>
-        <w:tc>
-          <w:tcPr>
-            <w:tcW w:w="3200" w:type="dxa"/>
-            <w:tcBorders>
-              <w:top w:val="single" w:sz="1" w:space="0" w:color="CCCCCC"/>
-              <w:left w:val="single" w:sz="1" w:space="0" w:color="CCCCCC"/>
-              <w:bottom w:val="single" w:sz="1" w:space="0" w:color="CCCCCC"/>
-              <w:right w:val="single" w:sz="1" w:space="0" w:color="CCCCCC"/>
-            </w:tcBorders>
-            <w:shd w:val="clear" w:color="auto" w:fill="F2F2F2"/>
-            <w:tcMar>
-              <w:top w:w="80" w:type="dxa"/>
-              <w:left w:w="140" w:type="dxa"/>
-              <w:bottom w:w="80" w:type="dxa"/>
-              <w:right w:w="140" w:type="dxa"/>
-            </w:tcMar>
-            <w:vAlign w:val="center"/>
-          </w:tcPr>
-          <w:p>
-            <w:r>
-              <w:rPr>
-                <w:color w:val="000000"/>
-              </w:rPr>
-              <w:t>title_index.pkl</w:t>
-            </w:r>
-          </w:p>
-        </w:tc>
-        <w:tc>
-          <w:tcPr>
-            <w:tcW w:w="4660" w:type="dxa"/>
-            <w:tcBorders>
-              <w:top w:val="single" w:sz="1" w:space="0" w:color="CCCCCC"/>
-              <w:left w:val="single" w:sz="1" w:space="0" w:color="CCCCCC"/>
-              <w:bottom w:val="single" w:sz="1" w:space="0" w:color="CCCCCC"/>
-              <w:right w:val="single" w:sz="1" w:space="0" w:color="CCCCCC"/>
-            </w:tcBorders>
-            <w:shd w:val="clear" w:color="auto" w:fill="FFFFFF"/>
-            <w:tcMar>
-              <w:top w:w="80" w:type="dxa"/>
-              <w:left w:w="140" w:type="dxa"/>
-              <w:bottom w:w="80" w:type="dxa"/>
-              <w:right w:w="140" w:type="dxa"/>
-            </w:tcMar>
-            <w:vAlign w:val="center"/>
-          </w:tcPr>
-          <w:p>
-            <w:r>
-              <w:rPr>
-                <w:color w:val="000000"/>
-              </w:rPr>
-              <w:t>Dictionary: movie title → row index in combined matrix</w:t>
-            </w:r>
-          </w:p>
-        </w:tc>
-        <w:tc>
-          <w:tcPr>
-            <w:tcW w:w="1500" w:type="dxa"/>
-            <w:tcBorders>
-              <w:top w:val="single" w:sz="1" w:space="0" w:color="CCCCCC"/>
-              <w:left w:val="single" w:sz="1" w:space="0" w:color="CCCCCC"/>
-              <w:bottom w:val="single" w:sz="1" w:space="0" w:color="CCCCCC"/>
-              <w:right w:val="single" w:sz="1" w:space="0" w:color="CCCCCC"/>
-            </w:tcBorders>
-            <w:shd w:val="clear" w:color="auto" w:fill="FFFFFF"/>
-            <w:tcMar>
-              <w:top w:w="80" w:type="dxa"/>
-              <w:left w:w="140" w:type="dxa"/>
-              <w:bottom w:w="80" w:type="dxa"/>
-              <w:right w:w="140" w:type="dxa"/>
-            </w:tcMar>
-            <w:vAlign w:val="center"/>
-          </w:tcPr>
-          <w:p>
-            <w:pPr>
-              <w:jc w:val="center"/>
-            </w:pPr>
-            <w:r>
-              <w:rPr>
-                <w:color w:val="000000"/>
-              </w:rPr>
-              <w:t>Required</w:t>
-            </w:r>
-          </w:p>
-        </w:tc>
-      </w:tr>
-      <w:tr>
-        <w:tblPrEx>
-          <w:tblCellMar>
-            <w:top w:w="0" w:type="dxa"/>
-            <w:bottom w:w="0" w:type="dxa"/>
-          </w:tblCellMar>
-        </w:tblPrEx>
-        <w:tc>
-          <w:tcPr>
-            <w:tcW w:w="3200" w:type="dxa"/>
-            <w:tcBorders>
-              <w:top w:val="single" w:sz="1" w:space="0" w:color="CCCCCC"/>
-              <w:left w:val="single" w:sz="1" w:space="0" w:color="CCCCCC"/>
-              <w:bottom w:val="single" w:sz="1" w:space="0" w:color="CCCCCC"/>
-              <w:right w:val="single" w:sz="1" w:space="0" w:color="CCCCCC"/>
-            </w:tcBorders>
-            <w:shd w:val="clear" w:color="auto" w:fill="F2F2F2"/>
-            <w:tcMar>
-              <w:top w:w="80" w:type="dxa"/>
-              <w:left w:w="140" w:type="dxa"/>
-              <w:bottom w:w="80" w:type="dxa"/>
-              <w:right w:w="140" w:type="dxa"/>
-            </w:tcMar>
-            <w:vAlign w:val="center"/>
-          </w:tcPr>
-          <w:p>
-            <w:r>
-              <w:rPr>
-                <w:color w:val="000000"/>
-              </w:rPr>
-              <w:t>titles_list.pkl</w:t>
-            </w:r>
-          </w:p>
-        </w:tc>
-        <w:tc>
-          <w:tcPr>
-            <w:tcW w:w="4660" w:type="dxa"/>
-            <w:tcBorders>
-              <w:top w:val="single" w:sz="1" w:space="0" w:color="CCCCCC"/>
-              <w:left w:val="single" w:sz="1" w:space="0" w:color="CCCCCC"/>
-              <w:bottom w:val="single" w:sz="1" w:space="0" w:color="CCCCCC"/>
-              <w:right w:val="single" w:sz="1" w:space="0" w:color="CCCCCC"/>
-            </w:tcBorders>
-            <w:shd w:val="clear" w:color="auto" w:fill="FFFFFF"/>
-            <w:tcMar>
-              <w:top w:w="80" w:type="dxa"/>
-              <w:left w:w="140" w:type="dxa"/>
-              <w:bottom w:w="80" w:type="dxa"/>
-              <w:right w:w="140" w:type="dxa"/>
-            </w:tcMar>
-            <w:vAlign w:val="center"/>
-          </w:tcPr>
-          <w:p>
-            <w:r>
-              <w:rPr>
-                <w:color w:val="000000"/>
-              </w:rPr>
-              <w:t>Ordered list of movie titles (index → title)</w:t>
-            </w:r>
-          </w:p>
-        </w:tc>
-        <w:tc>
-          <w:tcPr>
-            <w:tcW w:w="1500" w:type="dxa"/>
-            <w:tcBorders>
-              <w:top w:val="single" w:sz="1" w:space="0" w:color="CCCCCC"/>
-              <w:left w:val="single" w:sz="1" w:space="0" w:color="CCCCCC"/>
-              <w:bottom w:val="single" w:sz="1" w:space="0" w:color="CCCCCC"/>
-              <w:right w:val="single" w:sz="1" w:space="0" w:color="CCCCCC"/>
-            </w:tcBorders>
-            <w:shd w:val="clear" w:color="auto" w:fill="FFFFFF"/>
-            <w:tcMar>
-              <w:top w:w="80" w:type="dxa"/>
-              <w:left w:w="140" w:type="dxa"/>
-              <w:bottom w:w="80" w:type="dxa"/>
-              <w:right w:w="140" w:type="dxa"/>
-            </w:tcMar>
-            <w:vAlign w:val="center"/>
-          </w:tcPr>
-          <w:p>
-            <w:pPr>
-              <w:jc w:val="center"/>
-            </w:pPr>
-            <w:r>
-              <w:rPr>
-                <w:color w:val="000000"/>
-              </w:rPr>
-              <w:t>Required</w:t>
-            </w:r>
-          </w:p>
-        </w:tc>
-      </w:tr>
-      <w:tr>
-        <w:tblPrEx>
-          <w:tblCellMar>
-            <w:top w:w="0" w:type="dxa"/>
-            <w:bottom w:w="0" w:type="dxa"/>
-          </w:tblCellMar>
-        </w:tblPrEx>
-        <w:tc>
-          <w:tcPr>
-            <w:tcW w:w="3200" w:type="dxa"/>
-            <w:tcBorders>
-              <w:top w:val="single" w:sz="1" w:space="0" w:color="CCCCCC"/>
-              <w:left w:val="single" w:sz="1" w:space="0" w:color="CCCCCC"/>
-              <w:bottom w:val="single" w:sz="1" w:space="0" w:color="CCCCCC"/>
-              <w:right w:val="single" w:sz="1" w:space="0" w:color="CCCCCC"/>
-            </w:tcBorders>
-            <w:shd w:val="clear" w:color="auto" w:fill="F2F2F2"/>
-            <w:tcMar>
-              <w:top w:w="80" w:type="dxa"/>
-              <w:left w:w="140" w:type="dxa"/>
-              <w:bottom w:w="80" w:type="dxa"/>
-              <w:right w:w="140" w:type="dxa"/>
-            </w:tcMar>
-            <w:vAlign w:val="center"/>
-          </w:tcPr>
-          <w:p>
-            <w:r>
-              <w:rPr>
-                <w:color w:val="000000"/>
-              </w:rPr>
-              <w:t>app.py</w:t>
-            </w:r>
-          </w:p>
-        </w:tc>
-        <w:tc>
-          <w:tcPr>
-            <w:tcW w:w="4660" w:type="dxa"/>
-            <w:tcBorders>
-              <w:top w:val="single" w:sz="1" w:space="0" w:color="CCCCCC"/>
-              <w:left w:val="single" w:sz="1" w:space="0" w:color="CCCCCC"/>
-              <w:bottom w:val="single" w:sz="1" w:space="0" w:color="CCCCCC"/>
-              <w:right w:val="single" w:sz="1" w:space="0" w:color="CCCCCC"/>
-            </w:tcBorders>
-            <w:shd w:val="clear" w:color="auto" w:fill="FFFFFF"/>
-            <w:tcMar>
-              <w:top w:w="80" w:type="dxa"/>
-              <w:left w:w="140" w:type="dxa"/>
-              <w:bottom w:w="80" w:type="dxa"/>
-              <w:right w:w="140" w:type="dxa"/>
-            </w:tcMar>
-            <w:vAlign w:val="center"/>
-          </w:tcPr>
-          <w:p>
-            <w:r>
-              <w:rPr>
-                <w:color w:val="000000"/>
-              </w:rPr>
-              <w:t>Flask backend with /api/search and /api/recommend endpoints</w:t>
-            </w:r>
-          </w:p>
-        </w:tc>
-        <w:tc>
-          <w:tcPr>
-            <w:tcW w:w="1500" w:type="dxa"/>
-            <w:tcBorders>
-              <w:top w:val="single" w:sz="1" w:space="0" w:color="CCCCCC"/>
-              <w:left w:val="single" w:sz="1" w:space="0" w:color="CCCCCC"/>
-              <w:bottom w:val="single" w:sz="1" w:space="0" w:color="CCCCCC"/>
-              <w:right w:val="single" w:sz="1" w:space="0" w:color="CCCCCC"/>
-            </w:tcBorders>
-            <w:shd w:val="clear" w:color="auto" w:fill="FFFFFF"/>
-            <w:tcMar>
-              <w:top w:w="80" w:type="dxa"/>
-              <w:left w:w="140" w:type="dxa"/>
-              <w:bottom w:w="80" w:type="dxa"/>
-              <w:right w:w="140" w:type="dxa"/>
-            </w:tcMar>
-            <w:vAlign w:val="center"/>
-          </w:tcPr>
-          <w:p>
-            <w:pPr>
-              <w:jc w:val="center"/>
-            </w:pPr>
-            <w:r>
-              <w:rPr>
-                <w:color w:val="000000"/>
-              </w:rPr>
-              <w:t>Required</w:t>
-            </w:r>
-          </w:p>
-        </w:tc>
-      </w:tr>
-      <w:tr>
-        <w:tblPrEx>
-          <w:tblCellMar>
-            <w:top w:w="0" w:type="dxa"/>
-            <w:bottom w:w="0" w:type="dxa"/>
-          </w:tblCellMar>
-        </w:tblPrEx>
-        <w:tc>
-          <w:tcPr>
-            <w:tcW w:w="3200" w:type="dxa"/>
-            <w:tcBorders>
-              <w:top w:val="single" w:sz="1" w:space="0" w:color="CCCCCC"/>
-              <w:left w:val="single" w:sz="1" w:space="0" w:color="CCCCCC"/>
-              <w:bottom w:val="single" w:sz="1" w:space="0" w:color="CCCCCC"/>
-              <w:right w:val="single" w:sz="1" w:space="0" w:color="CCCCCC"/>
-            </w:tcBorders>
-            <w:shd w:val="clear" w:color="auto" w:fill="F2F2F2"/>
-            <w:tcMar>
-              <w:top w:w="80" w:type="dxa"/>
-              <w:left w:w="140" w:type="dxa"/>
-              <w:bottom w:w="80" w:type="dxa"/>
-              <w:right w:w="140" w:type="dxa"/>
-            </w:tcMar>
-            <w:vAlign w:val="center"/>
-          </w:tcPr>
-          <w:p>
-            <w:r>
-              <w:rPr>
-                <w:color w:val="000000"/>
-              </w:rPr>
-              <w:t>templates/index.html</w:t>
-            </w:r>
-          </w:p>
-        </w:tc>
-        <w:tc>
-          <w:tcPr>
-            <w:tcW w:w="4660" w:type="dxa"/>
-            <w:tcBorders>
-              <w:top w:val="single" w:sz="1" w:space="0" w:color="CCCCCC"/>
-              <w:left w:val="single" w:sz="1" w:space="0" w:color="CCCCCC"/>
-              <w:bottom w:val="single" w:sz="1" w:space="0" w:color="CCCCCC"/>
-              <w:right w:val="single" w:sz="1" w:space="0" w:color="CCCCCC"/>
-            </w:tcBorders>
-            <w:shd w:val="clear" w:color="auto" w:fill="FFFFFF"/>
-            <w:tcMar>
-              <w:top w:w="80" w:type="dxa"/>
-              <w:left w:w="140" w:type="dxa"/>
-              <w:bottom w:w="80" w:type="dxa"/>
-              <w:right w:w="140" w:type="dxa"/>
-            </w:tcMar>
-            <w:vAlign w:val="center"/>
-          </w:tcPr>
-          <w:p>
-            <w:r>
-              <w:rPr>
-                <w:color w:val="000000"/>
-              </w:rPr>
-              <w:t>Dark cinema frontend with autocomplete and poster cards</w:t>
-            </w:r>
-          </w:p>
-        </w:tc>
-        <w:tc>
-          <w:tcPr>
-            <w:tcW w:w="1500" w:type="dxa"/>
-            <w:tcBorders>
-              <w:top w:val="single" w:sz="1" w:space="0" w:color="CCCCCC"/>
-              <w:left w:val="single" w:sz="1" w:space="0" w:color="CCCCCC"/>
-              <w:bottom w:val="single" w:sz="1" w:space="0" w:color="CCCCCC"/>
-              <w:right w:val="single" w:sz="1" w:space="0" w:color="CCCCCC"/>
-            </w:tcBorders>
-            <w:shd w:val="clear" w:color="auto" w:fill="FFFFFF"/>
-            <w:tcMar>
-              <w:top w:w="80" w:type="dxa"/>
-              <w:left w:w="140" w:type="dxa"/>
-              <w:bottom w:w="80" w:type="dxa"/>
-              <w:right w:w="140" w:type="dxa"/>
-            </w:tcMar>
-            <w:vAlign w:val="center"/>
-          </w:tcPr>
-          <w:p>
-            <w:pPr>
-              <w:jc w:val="center"/>
-            </w:pPr>
-            <w:r>
-              <w:rPr>
-                <w:color w:val="000000"/>
-              </w:rPr>
-              <w:t>Required</w:t>
-            </w:r>
-          </w:p>
-        </w:tc>
-      </w:tr>
-      <w:tr>
-        <w:tblPrEx>
-          <w:tblCellMar>
-            <w:top w:w="0" w:type="dxa"/>
-            <w:bottom w:w="0" w:type="dxa"/>
-          </w:tblCellMar>
-        </w:tblPrEx>
-        <w:tc>
-          <w:tcPr>
-            <w:tcW w:w="3200" w:type="dxa"/>
-            <w:tcBorders>
-              <w:top w:val="single" w:sz="1" w:space="0" w:color="CCCCCC"/>
-              <w:left w:val="single" w:sz="1" w:space="0" w:color="CCCCCC"/>
-              <w:bottom w:val="single" w:sz="1" w:space="0" w:color="CCCCCC"/>
-              <w:right w:val="single" w:sz="1" w:space="0" w:color="CCCCCC"/>
-            </w:tcBorders>
-            <w:shd w:val="clear" w:color="auto" w:fill="F2F2F2"/>
-            <w:tcMar>
-              <w:top w:w="80" w:type="dxa"/>
-              <w:left w:w="140" w:type="dxa"/>
-              <w:bottom w:w="80" w:type="dxa"/>
-              <w:right w:w="140" w:type="dxa"/>
-            </w:tcMar>
-            <w:vAlign w:val="center"/>
-          </w:tcPr>
-          <w:p>
-            <w:r>
-              <w:rPr>
-                <w:color w:val="000000"/>
-              </w:rPr>
-              <w:t>requirements.txt</w:t>
-            </w:r>
-          </w:p>
-        </w:tc>
-        <w:tc>
-          <w:tcPr>
-            <w:tcW w:w="4660" w:type="dxa"/>
-            <w:tcBorders>
-              <w:top w:val="single" w:sz="1" w:space="0" w:color="CCCCCC"/>
-              <w:left w:val="single" w:sz="1" w:space="0" w:color="CCCCCC"/>
-              <w:bottom w:val="single" w:sz="1" w:space="0" w:color="CCCCCC"/>
-              <w:right w:val="single" w:sz="1" w:space="0" w:color="CCCCCC"/>
-            </w:tcBorders>
-            <w:shd w:val="clear" w:color="auto" w:fill="FFFFFF"/>
-            <w:tcMar>
-              <w:top w:w="80" w:type="dxa"/>
-              <w:left w:w="140" w:type="dxa"/>
-              <w:bottom w:w="80" w:type="dxa"/>
-              <w:right w:w="140" w:type="dxa"/>
-            </w:tcMar>
-            <w:vAlign w:val="center"/>
-          </w:tcPr>
-          <w:p>
-            <w:r>
-              <w:rPr>
-                <w:color w:val="000000"/>
-              </w:rPr>
-              <w:t xml:space="preserve">flask, pandas, </w:t>
-            </w:r>
-            <w:r>
-              <w:rPr>
-                <w:color w:val="000000"/>
-              </w:rPr>
-              <w:t>NumPy</w:t>
-            </w:r>
-            <w:r>
-              <w:rPr>
-                <w:color w:val="000000"/>
-              </w:rPr>
-              <w:t xml:space="preserve">, scikit-learn, </w:t>
-            </w:r>
-            <w:r>
-              <w:rPr>
-                <w:color w:val="000000"/>
-              </w:rPr>
-              <w:t>SciPy</w:t>
-            </w:r>
-          </w:p>
-        </w:tc>
-        <w:tc>
-          <w:tcPr>
-            <w:tcW w:w="1500" w:type="dxa"/>
-            <w:tcBorders>
-              <w:top w:val="single" w:sz="1" w:space="0" w:color="CCCCCC"/>
-              <w:left w:val="single" w:sz="1" w:space="0" w:color="CCCCCC"/>
-              <w:bottom w:val="single" w:sz="1" w:space="0" w:color="CCCCCC"/>
-              <w:right w:val="single" w:sz="1" w:space="0" w:color="CCCCCC"/>
-            </w:tcBorders>
-            <w:shd w:val="clear" w:color="auto" w:fill="FFFFFF"/>
-            <w:tcMar>
-              <w:top w:w="80" w:type="dxa"/>
-              <w:left w:w="140" w:type="dxa"/>
-              <w:bottom w:w="80" w:type="dxa"/>
-              <w:right w:w="140" w:type="dxa"/>
-            </w:tcMar>
-            <w:vAlign w:val="center"/>
-          </w:tcPr>
-          <w:p>
-            <w:pPr>
-              <w:jc w:val="center"/>
-            </w:pPr>
-            <w:r>
-              <w:rPr>
-                <w:color w:val="000000"/>
-              </w:rPr>
-              <w:t>Required</w:t>
-            </w:r>
-          </w:p>
-        </w:tc>
-      </w:tr>
-      <w:tr>
-        <w:tblPrEx>
-          <w:tblCellMar>
-            <w:top w:w="0" w:type="dxa"/>
-            <w:bottom w:w="0" w:type="dxa"/>
-          </w:tblCellMar>
-        </w:tblPrEx>
-        <w:tc>
-          <w:tcPr>
-            <w:tcW w:w="3200" w:type="dxa"/>
-            <w:tcBorders>
-              <w:top w:val="single" w:sz="1" w:space="0" w:color="CCCCCC"/>
-              <w:left w:val="single" w:sz="1" w:space="0" w:color="CCCCCC"/>
-              <w:bottom w:val="single" w:sz="1" w:space="0" w:color="CCCCCC"/>
-              <w:right w:val="single" w:sz="1" w:space="0" w:color="CCCCCC"/>
-            </w:tcBorders>
-            <w:shd w:val="clear" w:color="auto" w:fill="F2F2F2"/>
-            <w:tcMar>
-              <w:top w:w="80" w:type="dxa"/>
-              <w:left w:w="140" w:type="dxa"/>
-              <w:bottom w:w="80" w:type="dxa"/>
-              <w:right w:w="140" w:type="dxa"/>
-            </w:tcMar>
-            <w:vAlign w:val="center"/>
-          </w:tcPr>
-          <w:p>
-            <w:r>
-              <w:rPr>
-                <w:color w:val="000000"/>
-              </w:rPr>
-              <w:t>Presentation Slides</w:t>
-            </w:r>
-          </w:p>
-        </w:tc>
-        <w:tc>
-          <w:tcPr>
-            <w:tcW w:w="4660" w:type="dxa"/>
-            <w:tcBorders>
-              <w:top w:val="single" w:sz="1" w:space="0" w:color="CCCCCC"/>
-              <w:left w:val="single" w:sz="1" w:space="0" w:color="CCCCCC"/>
-              <w:bottom w:val="single" w:sz="1" w:space="0" w:color="CCCCCC"/>
-              <w:right w:val="single" w:sz="1" w:space="0" w:color="CCCCCC"/>
-            </w:tcBorders>
-            <w:shd w:val="clear" w:color="auto" w:fill="FFFFFF"/>
-            <w:tcMar>
-              <w:top w:w="80" w:type="dxa"/>
-              <w:left w:w="140" w:type="dxa"/>
-              <w:bottom w:w="80" w:type="dxa"/>
-              <w:right w:w="140" w:type="dxa"/>
-            </w:tcMar>
-            <w:vAlign w:val="center"/>
-          </w:tcPr>
-          <w:p>
-            <w:r>
-              <w:rPr>
-                <w:color w:val="000000"/>
-              </w:rPr>
-              <w:t>12-slide deck covering all sections</w:t>
-            </w:r>
-          </w:p>
-        </w:tc>
-        <w:tc>
-          <w:tcPr>
-            <w:tcW w:w="1500" w:type="dxa"/>
-            <w:tcBorders>
-              <w:top w:val="single" w:sz="1" w:space="0" w:color="CCCCCC"/>
-              <w:left w:val="single" w:sz="1" w:space="0" w:color="CCCCCC"/>
-              <w:bottom w:val="single" w:sz="1" w:space="0" w:color="CCCCCC"/>
-              <w:right w:val="single" w:sz="1" w:space="0" w:color="CCCCCC"/>
-            </w:tcBorders>
-            <w:shd w:val="clear" w:color="auto" w:fill="FFFFFF"/>
-            <w:tcMar>
-              <w:top w:w="80" w:type="dxa"/>
-              <w:left w:w="140" w:type="dxa"/>
-              <w:bottom w:w="80" w:type="dxa"/>
-              <w:right w:w="140" w:type="dxa"/>
-            </w:tcMar>
-            <w:vAlign w:val="center"/>
-          </w:tcPr>
-          <w:p>
-            <w:pPr>
-              <w:jc w:val="center"/>
-            </w:pPr>
-            <w:r>
-              <w:rPr>
-                <w:color w:val="000000"/>
-              </w:rPr>
-              <w:t>Required</w:t>
-            </w:r>
           </w:p>
         </w:tc>
       </w:tr>
@@ -11062,12 +11120,6 @@
         <w:gridCol w:w="5960"/>
       </w:tblGrid>
       <w:tr>
-        <w:tblPrEx>
-          <w:tblCellMar>
-            <w:top w:w="0" w:type="dxa"/>
-            <w:bottom w:w="0" w:type="dxa"/>
-          </w:tblCellMar>
-        </w:tblPrEx>
         <w:tc>
           <w:tcPr>
             <w:tcW w:w="600" w:type="dxa"/>
@@ -11157,12 +11209,6 @@
         </w:tc>
       </w:tr>
       <w:tr>
-        <w:tblPrEx>
-          <w:tblCellMar>
-            <w:top w:w="0" w:type="dxa"/>
-            <w:bottom w:w="0" w:type="dxa"/>
-          </w:tblCellMar>
-        </w:tblPrEx>
         <w:tc>
           <w:tcPr>
             <w:tcW w:w="600" w:type="dxa"/>
@@ -11249,12 +11295,6 @@
         </w:tc>
       </w:tr>
       <w:tr>
-        <w:tblPrEx>
-          <w:tblCellMar>
-            <w:top w:w="0" w:type="dxa"/>
-            <w:bottom w:w="0" w:type="dxa"/>
-          </w:tblCellMar>
-        </w:tblPrEx>
         <w:tc>
           <w:tcPr>
             <w:tcW w:w="600" w:type="dxa"/>
@@ -11341,12 +11381,6 @@
         </w:tc>
       </w:tr>
       <w:tr>
-        <w:tblPrEx>
-          <w:tblCellMar>
-            <w:top w:w="0" w:type="dxa"/>
-            <w:bottom w:w="0" w:type="dxa"/>
-          </w:tblCellMar>
-        </w:tblPrEx>
         <w:tc>
           <w:tcPr>
             <w:tcW w:w="600" w:type="dxa"/>
@@ -11433,12 +11467,6 @@
         </w:tc>
       </w:tr>
       <w:tr>
-        <w:tblPrEx>
-          <w:tblCellMar>
-            <w:top w:w="0" w:type="dxa"/>
-            <w:bottom w:w="0" w:type="dxa"/>
-          </w:tblCellMar>
-        </w:tblPrEx>
         <w:tc>
           <w:tcPr>
             <w:tcW w:w="600" w:type="dxa"/>
@@ -11525,12 +11553,6 @@
         </w:tc>
       </w:tr>
       <w:tr>
-        <w:tblPrEx>
-          <w:tblCellMar>
-            <w:top w:w="0" w:type="dxa"/>
-            <w:bottom w:w="0" w:type="dxa"/>
-          </w:tblCellMar>
-        </w:tblPrEx>
         <w:tc>
           <w:tcPr>
             <w:tcW w:w="600" w:type="dxa"/>
@@ -11617,12 +11639,6 @@
         </w:tc>
       </w:tr>
       <w:tr>
-        <w:tblPrEx>
-          <w:tblCellMar>
-            <w:top w:w="0" w:type="dxa"/>
-            <w:bottom w:w="0" w:type="dxa"/>
-          </w:tblCellMar>
-        </w:tblPrEx>
         <w:tc>
           <w:tcPr>
             <w:tcW w:w="600" w:type="dxa"/>
@@ -11709,12 +11725,6 @@
         </w:tc>
       </w:tr>
       <w:tr>
-        <w:tblPrEx>
-          <w:tblCellMar>
-            <w:top w:w="0" w:type="dxa"/>
-            <w:bottom w:w="0" w:type="dxa"/>
-          </w:tblCellMar>
-        </w:tblPrEx>
         <w:tc>
           <w:tcPr>
             <w:tcW w:w="600" w:type="dxa"/>
@@ -11801,12 +11811,6 @@
         </w:tc>
       </w:tr>
       <w:tr>
-        <w:tblPrEx>
-          <w:tblCellMar>
-            <w:top w:w="0" w:type="dxa"/>
-            <w:bottom w:w="0" w:type="dxa"/>
-          </w:tblCellMar>
-        </w:tblPrEx>
         <w:tc>
           <w:tcPr>
             <w:tcW w:w="600" w:type="dxa"/>
@@ -11901,12 +11905,6 @@
         </w:tc>
       </w:tr>
       <w:tr>
-        <w:tblPrEx>
-          <w:tblCellMar>
-            <w:top w:w="0" w:type="dxa"/>
-            <w:bottom w:w="0" w:type="dxa"/>
-          </w:tblCellMar>
-        </w:tblPrEx>
         <w:tc>
           <w:tcPr>
             <w:tcW w:w="600" w:type="dxa"/>
@@ -12007,12 +12005,6 @@
         </w:tc>
       </w:tr>
       <w:tr>
-        <w:tblPrEx>
-          <w:tblCellMar>
-            <w:top w:w="0" w:type="dxa"/>
-            <w:bottom w:w="0" w:type="dxa"/>
-          </w:tblCellMar>
-        </w:tblPrEx>
         <w:tc>
           <w:tcPr>
             <w:tcW w:w="600" w:type="dxa"/>
@@ -12099,12 +12091,6 @@
         </w:tc>
       </w:tr>
       <w:tr>
-        <w:tblPrEx>
-          <w:tblCellMar>
-            <w:top w:w="0" w:type="dxa"/>
-            <w:bottom w:w="0" w:type="dxa"/>
-          </w:tblCellMar>
-        </w:tblPrEx>
         <w:tc>
           <w:tcPr>
             <w:tcW w:w="600" w:type="dxa"/>
@@ -12191,12 +12177,6 @@
         </w:tc>
       </w:tr>
       <w:tr>
-        <w:tblPrEx>
-          <w:tblCellMar>
-            <w:top w:w="0" w:type="dxa"/>
-            <w:bottom w:w="0" w:type="dxa"/>
-          </w:tblCellMar>
-        </w:tblPrEx>
         <w:tc>
           <w:tcPr>
             <w:tcW w:w="600" w:type="dxa"/>
@@ -12462,8 +12442,8 @@
       </w:r>
     </w:p>
     <w:sectPr>
-      <w:headerReference w:type="default" r:id="rId9"/>
-      <w:footerReference w:type="default" r:id="rId10"/>
+      <w:headerReference w:type="default" r:id="rId10"/>
+      <w:footerReference w:type="default" r:id="rId11"/>
       <w:pgSz w:w="12240" w:h="15840"/>
       <w:pgMar w:top="1440" w:right="1260" w:bottom="1440" w:left="1260" w:header="708" w:footer="708" w:gutter="0"/>
       <w:cols w:space="720"/>
